--- a/Q2_Lectures/Hofstad_FHCC_Sermon_20.docx
+++ b/Q2_Lectures/Hofstad_FHCC_Sermon_20.docx
@@ -554,21 +554,7 @@
         <w:rPr>
           <w:rFonts w:ascii="Inter" w:hAnsi="Inter"/>
         </w:rPr>
-        <w:t xml:space="preserve">We must classify modern terrorists and war criminals exactly as they </w:t>
-      </w:r>
-      <w:proofErr w:type="gramStart"/>
-      <w:r>
-        <w:rPr>
-          <w:rFonts w:ascii="Inter" w:hAnsi="Inter"/>
-        </w:rPr>
-        <w:t>are:</w:t>
-      </w:r>
-      <w:proofErr w:type="gramEnd"/>
-      <w:r>
-        <w:rPr>
-          <w:rFonts w:ascii="Inter" w:hAnsi="Inter"/>
-        </w:rPr>
-        <w:t xml:space="preserve"> an </w:t>
+        <w:t xml:space="preserve">We must classify modern terrorists and war criminals exactly as they are: an </w:t>
       </w:r>
       <w:r>
         <w:rPr>
@@ -582,233 +568,253 @@
         <w:rPr>
           <w:rFonts w:ascii="Inter" w:hAnsi="Inter"/>
         </w:rPr>
-        <w:t>. Because they operate completely outside the laws of civilized engagement, they forfeit all protection from our response. When facing an illegal community intent on war crimes, the mandate is clear: we deploy strategic terror against the enemy to shatter their will to fight.</w:t>
-      </w:r>
-    </w:p>
-    <w:p>
-      <w:pPr>
-        <w:rPr>
-          <w:rFonts w:ascii="Inter" w:hAnsi="Inter"/>
-        </w:rPr>
-      </w:pPr>
-    </w:p>
-    <w:p>
-      <w:pPr>
-        <w:rPr>
-          <w:rFonts w:ascii="Inter" w:hAnsi="Inter"/>
-        </w:rPr>
-      </w:pPr>
-    </w:p>
-    <w:p>
-      <w:pPr>
-        <w:rPr>
-          <w:rFonts w:ascii="Inter" w:hAnsi="Inter"/>
-        </w:rPr>
-      </w:pPr>
-    </w:p>
-    <w:p>
-      <w:pPr>
-        <w:rPr>
-          <w:rFonts w:ascii="Inter" w:hAnsi="Inter"/>
-        </w:rPr>
-      </w:pPr>
-    </w:p>
-    <w:p>
-      <w:pPr>
-        <w:rPr>
-          <w:rFonts w:ascii="Inter" w:hAnsi="Inter"/>
-        </w:rPr>
-      </w:pPr>
-    </w:p>
-    <w:p>
-      <w:pPr>
-        <w:rPr>
-          <w:rFonts w:ascii="Inter" w:hAnsi="Inter"/>
-        </w:rPr>
-      </w:pPr>
-    </w:p>
-    <w:p>
-      <w:pPr>
-        <w:rPr>
-          <w:rFonts w:ascii="Inter" w:hAnsi="Inter"/>
-        </w:rPr>
-      </w:pPr>
-    </w:p>
-    <w:p>
-      <w:pPr>
-        <w:rPr>
-          <w:rFonts w:ascii="Inter" w:hAnsi="Inter"/>
-        </w:rPr>
-      </w:pPr>
-    </w:p>
-    <w:p>
-      <w:pPr>
-        <w:rPr>
-          <w:rFonts w:ascii="Inter" w:hAnsi="Inter"/>
-        </w:rPr>
-      </w:pPr>
-    </w:p>
-    <w:p>
-      <w:pPr>
-        <w:rPr>
-          <w:rFonts w:ascii="Inter" w:hAnsi="Inter"/>
-        </w:rPr>
-      </w:pPr>
-    </w:p>
-    <w:p>
-      <w:pPr>
-        <w:rPr>
-          <w:rFonts w:ascii="Inter" w:hAnsi="Inter"/>
-        </w:rPr>
-      </w:pPr>
-    </w:p>
-    <w:p>
-      <w:pPr>
-        <w:rPr>
-          <w:rFonts w:ascii="Inter" w:hAnsi="Inter"/>
-        </w:rPr>
-      </w:pPr>
-    </w:p>
-    <w:p>
-      <w:pPr>
-        <w:rPr>
-          <w:rFonts w:ascii="Inter" w:hAnsi="Inter"/>
-        </w:rPr>
-      </w:pPr>
-    </w:p>
-    <w:p>
-      <w:pPr>
-        <w:rPr>
-          <w:rFonts w:ascii="Inter" w:hAnsi="Inter"/>
-        </w:rPr>
-      </w:pPr>
-    </w:p>
-    <w:p>
-      <w:pPr>
-        <w:rPr>
-          <w:rFonts w:ascii="Inter" w:hAnsi="Inter"/>
-        </w:rPr>
-      </w:pPr>
-    </w:p>
-    <w:p>
-      <w:pPr>
-        <w:rPr>
-          <w:rFonts w:ascii="Inter" w:hAnsi="Inter"/>
-        </w:rPr>
-      </w:pPr>
-    </w:p>
-    <w:p>
-      <w:pPr>
-        <w:rPr>
-          <w:rFonts w:ascii="Inter" w:hAnsi="Inter"/>
-        </w:rPr>
-      </w:pPr>
-    </w:p>
-    <w:p>
-      <w:pPr>
-        <w:rPr>
-          <w:rFonts w:ascii="Inter" w:hAnsi="Inter"/>
-        </w:rPr>
-      </w:pPr>
-    </w:p>
-    <w:p>
-      <w:pPr>
-        <w:rPr>
-          <w:rFonts w:ascii="Inter" w:hAnsi="Inter"/>
-        </w:rPr>
-      </w:pPr>
-    </w:p>
-    <w:p>
-      <w:pPr>
-        <w:rPr>
-          <w:rFonts w:ascii="Inter" w:hAnsi="Inter"/>
-        </w:rPr>
-      </w:pPr>
-    </w:p>
-    <w:p>
-      <w:pPr>
-        <w:rPr>
-          <w:rFonts w:ascii="Inter" w:hAnsi="Inter"/>
-        </w:rPr>
-      </w:pPr>
-    </w:p>
-    <w:p>
-      <w:pPr>
-        <w:rPr>
-          <w:rFonts w:ascii="Inter" w:hAnsi="Inter"/>
-        </w:rPr>
-      </w:pPr>
-    </w:p>
-    <w:p>
-      <w:pPr>
-        <w:rPr>
-          <w:rFonts w:ascii="Inter" w:hAnsi="Inter"/>
-        </w:rPr>
-      </w:pPr>
-    </w:p>
-    <w:p>
-      <w:pPr>
-        <w:rPr>
-          <w:rFonts w:ascii="Inter" w:hAnsi="Inter"/>
-        </w:rPr>
-      </w:pPr>
-    </w:p>
-    <w:p>
-      <w:pPr>
-        <w:rPr>
-          <w:rFonts w:ascii="Inter" w:hAnsi="Inter"/>
-        </w:rPr>
-      </w:pPr>
-    </w:p>
-    <w:p>
-      <w:pPr>
-        <w:rPr>
-          <w:rFonts w:ascii="Inter" w:hAnsi="Inter"/>
-        </w:rPr>
-      </w:pPr>
-    </w:p>
-    <w:p>
-      <w:pPr>
-        <w:rPr>
-          <w:rFonts w:ascii="Inter" w:hAnsi="Inter"/>
-        </w:rPr>
-      </w:pPr>
-    </w:p>
-    <w:p>
-      <w:pPr>
-        <w:rPr>
-          <w:rFonts w:ascii="Inter" w:hAnsi="Inter"/>
-        </w:rPr>
-      </w:pPr>
-    </w:p>
-    <w:p>
-      <w:pPr>
-        <w:rPr>
-          <w:rFonts w:ascii="Inter" w:hAnsi="Inter"/>
-        </w:rPr>
-      </w:pPr>
-    </w:p>
-    <w:p>
-      <w:pPr>
-        <w:rPr>
-          <w:rFonts w:ascii="Inter" w:hAnsi="Inter"/>
-        </w:rPr>
-      </w:pPr>
-    </w:p>
-    <w:p>
-      <w:pPr>
+        <w:t>. Because they operate completely outside the laws of civilized engagement, they forfeit all protection from our response. When facing an illegal community intent on war crimes, the mandate is clear: we deploy strategic terror against the enemy to shatter their will to fight</w:t>
+      </w:r>
+      <w:r>
+        <w:rPr>
+          <w:rFonts w:ascii="Inter" w:hAnsi="Inter"/>
+        </w:rPr>
+        <w:t xml:space="preserve"> </w:t>
+      </w:r>
+      <w:r>
         <w:rPr>
           <w:rFonts w:ascii="Inter" w:hAnsi="Inter"/>
           <w:b/>
           <w:bCs/>
         </w:rPr>
-      </w:pPr>
-      <w:r>
+        <w:t>(Deuteronomy 25:17-19)</w:t>
+      </w:r>
+      <w:r>
+        <w:rPr>
+          <w:rFonts w:ascii="Inter" w:hAnsi="Inter"/>
+        </w:rPr>
+        <w:t>.</w:t>
+      </w:r>
+    </w:p>
+    <w:p>
+      <w:pPr>
+        <w:rPr>
+          <w:rFonts w:ascii="Inter" w:hAnsi="Inter"/>
+        </w:rPr>
+      </w:pPr>
+    </w:p>
+    <w:p>
+      <w:pPr>
+        <w:rPr>
+          <w:rFonts w:ascii="Inter" w:hAnsi="Inter"/>
+        </w:rPr>
+      </w:pPr>
+    </w:p>
+    <w:p>
+      <w:pPr>
+        <w:rPr>
+          <w:rFonts w:ascii="Inter" w:hAnsi="Inter"/>
+        </w:rPr>
+      </w:pPr>
+    </w:p>
+    <w:p>
+      <w:pPr>
+        <w:rPr>
+          <w:rFonts w:ascii="Inter" w:hAnsi="Inter"/>
+        </w:rPr>
+      </w:pPr>
+    </w:p>
+    <w:p>
+      <w:pPr>
+        <w:rPr>
+          <w:rFonts w:ascii="Inter" w:hAnsi="Inter"/>
+        </w:rPr>
+      </w:pPr>
+    </w:p>
+    <w:p>
+      <w:pPr>
+        <w:rPr>
+          <w:rFonts w:ascii="Inter" w:hAnsi="Inter"/>
+        </w:rPr>
+      </w:pPr>
+    </w:p>
+    <w:p>
+      <w:pPr>
+        <w:rPr>
+          <w:rFonts w:ascii="Inter" w:hAnsi="Inter"/>
+        </w:rPr>
+      </w:pPr>
+    </w:p>
+    <w:p>
+      <w:pPr>
+        <w:rPr>
+          <w:rFonts w:ascii="Inter" w:hAnsi="Inter"/>
+        </w:rPr>
+      </w:pPr>
+    </w:p>
+    <w:p>
+      <w:pPr>
+        <w:rPr>
+          <w:rFonts w:ascii="Inter" w:hAnsi="Inter"/>
+        </w:rPr>
+      </w:pPr>
+    </w:p>
+    <w:p>
+      <w:pPr>
+        <w:rPr>
+          <w:rFonts w:ascii="Inter" w:hAnsi="Inter"/>
+        </w:rPr>
+      </w:pPr>
+    </w:p>
+    <w:p>
+      <w:pPr>
+        <w:rPr>
+          <w:rFonts w:ascii="Inter" w:hAnsi="Inter"/>
+        </w:rPr>
+      </w:pPr>
+    </w:p>
+    <w:p>
+      <w:pPr>
+        <w:rPr>
+          <w:rFonts w:ascii="Inter" w:hAnsi="Inter"/>
+        </w:rPr>
+      </w:pPr>
+    </w:p>
+    <w:p>
+      <w:pPr>
+        <w:rPr>
+          <w:rFonts w:ascii="Inter" w:hAnsi="Inter"/>
+        </w:rPr>
+      </w:pPr>
+    </w:p>
+    <w:p>
+      <w:pPr>
+        <w:rPr>
+          <w:rFonts w:ascii="Inter" w:hAnsi="Inter"/>
+        </w:rPr>
+      </w:pPr>
+    </w:p>
+    <w:p>
+      <w:pPr>
+        <w:rPr>
+          <w:rFonts w:ascii="Inter" w:hAnsi="Inter"/>
+        </w:rPr>
+      </w:pPr>
+    </w:p>
+    <w:p>
+      <w:pPr>
+        <w:rPr>
+          <w:rFonts w:ascii="Inter" w:hAnsi="Inter"/>
+        </w:rPr>
+      </w:pPr>
+    </w:p>
+    <w:p>
+      <w:pPr>
+        <w:rPr>
+          <w:rFonts w:ascii="Inter" w:hAnsi="Inter"/>
+        </w:rPr>
+      </w:pPr>
+    </w:p>
+    <w:p>
+      <w:pPr>
+        <w:rPr>
+          <w:rFonts w:ascii="Inter" w:hAnsi="Inter"/>
+        </w:rPr>
+      </w:pPr>
+    </w:p>
+    <w:p>
+      <w:pPr>
+        <w:rPr>
+          <w:rFonts w:ascii="Inter" w:hAnsi="Inter"/>
+        </w:rPr>
+      </w:pPr>
+    </w:p>
+    <w:p>
+      <w:pPr>
+        <w:rPr>
+          <w:rFonts w:ascii="Inter" w:hAnsi="Inter"/>
+        </w:rPr>
+      </w:pPr>
+    </w:p>
+    <w:p>
+      <w:pPr>
+        <w:rPr>
+          <w:rFonts w:ascii="Inter" w:hAnsi="Inter"/>
+        </w:rPr>
+      </w:pPr>
+    </w:p>
+    <w:p>
+      <w:pPr>
+        <w:rPr>
+          <w:rFonts w:ascii="Inter" w:hAnsi="Inter"/>
+        </w:rPr>
+      </w:pPr>
+    </w:p>
+    <w:p>
+      <w:pPr>
+        <w:rPr>
+          <w:rFonts w:ascii="Inter" w:hAnsi="Inter"/>
+        </w:rPr>
+      </w:pPr>
+    </w:p>
+    <w:p>
+      <w:pPr>
+        <w:rPr>
+          <w:rFonts w:ascii="Inter" w:hAnsi="Inter"/>
+        </w:rPr>
+      </w:pPr>
+    </w:p>
+    <w:p>
+      <w:pPr>
+        <w:rPr>
+          <w:rFonts w:ascii="Inter" w:hAnsi="Inter"/>
+        </w:rPr>
+      </w:pPr>
+    </w:p>
+    <w:p>
+      <w:pPr>
+        <w:rPr>
+          <w:rFonts w:ascii="Inter" w:hAnsi="Inter"/>
+        </w:rPr>
+      </w:pPr>
+    </w:p>
+    <w:p>
+      <w:pPr>
+        <w:rPr>
+          <w:rFonts w:ascii="Inter" w:hAnsi="Inter"/>
+        </w:rPr>
+      </w:pPr>
+    </w:p>
+    <w:p>
+      <w:pPr>
+        <w:rPr>
+          <w:rFonts w:ascii="Inter" w:hAnsi="Inter"/>
+        </w:rPr>
+      </w:pPr>
+    </w:p>
+    <w:p>
+      <w:pPr>
+        <w:rPr>
+          <w:rFonts w:ascii="Inter" w:hAnsi="Inter"/>
+        </w:rPr>
+      </w:pPr>
+    </w:p>
+    <w:p>
+      <w:pPr>
+        <w:rPr>
+          <w:rFonts w:ascii="Inter" w:hAnsi="Inter"/>
+        </w:rPr>
+      </w:pPr>
+    </w:p>
+    <w:p>
+      <w:pPr>
         <w:rPr>
           <w:rFonts w:ascii="Inter" w:hAnsi="Inter"/>
           <w:b/>
           <w:bCs/>
         </w:rPr>
+      </w:pPr>
+      <w:r>
+        <w:rPr>
+          <w:rFonts w:ascii="Inter" w:hAnsi="Inter"/>
+          <w:b/>
+          <w:bCs/>
+        </w:rPr>
         <w:lastRenderedPageBreak/>
         <w:t>PART II: The Doctrine of Overwhelming Force</w:t>
       </w:r>
@@ -872,254 +878,286 @@
         <w:rPr>
           <w:rFonts w:ascii="Inter" w:hAnsi="Inter"/>
         </w:rPr>
-        <w:t xml:space="preserve">To achieve this, there can be no hesitation </w:t>
-      </w:r>
-      <w:proofErr w:type="gramStart"/>
-      <w:r>
-        <w:rPr>
-          <w:rFonts w:ascii="Inter" w:hAnsi="Inter"/>
-        </w:rPr>
-        <w:t>to use</w:t>
-      </w:r>
-      <w:proofErr w:type="gramEnd"/>
-      <w:r>
-        <w:rPr>
-          <w:rFonts w:ascii="Inter" w:hAnsi="Inter"/>
-        </w:rPr>
-        <w:t xml:space="preserve"> excessive, overwhelming force against lawful targets. Total submission is required. Anyone who actively supplies, funds, or supports the enemy is treated as the enemy. We must exert absolute social control over the battlespace, demonstrating with cold precision that every crime against the Vanguard has a swift, unavoidable punishment.</w:t>
-      </w:r>
-    </w:p>
-    <w:p>
-      <w:pPr>
-        <w:rPr>
-          <w:rFonts w:ascii="Inter" w:hAnsi="Inter"/>
-        </w:rPr>
-      </w:pPr>
-    </w:p>
-    <w:p>
-      <w:pPr>
-        <w:rPr>
-          <w:rFonts w:ascii="Inter" w:hAnsi="Inter"/>
-        </w:rPr>
-      </w:pPr>
-    </w:p>
-    <w:p>
-      <w:pPr>
-        <w:rPr>
-          <w:rFonts w:ascii="Inter" w:hAnsi="Inter"/>
-        </w:rPr>
-      </w:pPr>
-    </w:p>
-    <w:p>
-      <w:pPr>
-        <w:rPr>
-          <w:rFonts w:ascii="Inter" w:hAnsi="Inter"/>
-        </w:rPr>
-      </w:pPr>
-    </w:p>
-    <w:p>
-      <w:pPr>
-        <w:rPr>
-          <w:rFonts w:ascii="Inter" w:hAnsi="Inter"/>
-        </w:rPr>
-      </w:pPr>
-    </w:p>
-    <w:p>
-      <w:pPr>
-        <w:rPr>
-          <w:rFonts w:ascii="Inter" w:hAnsi="Inter"/>
-        </w:rPr>
-      </w:pPr>
-    </w:p>
-    <w:p>
-      <w:pPr>
-        <w:rPr>
-          <w:rFonts w:ascii="Inter" w:hAnsi="Inter"/>
-        </w:rPr>
-      </w:pPr>
-    </w:p>
-    <w:p>
-      <w:pPr>
-        <w:rPr>
-          <w:rFonts w:ascii="Inter" w:hAnsi="Inter"/>
-        </w:rPr>
-      </w:pPr>
-    </w:p>
-    <w:p>
-      <w:pPr>
-        <w:rPr>
-          <w:rFonts w:ascii="Inter" w:hAnsi="Inter"/>
-        </w:rPr>
-      </w:pPr>
-    </w:p>
-    <w:p>
-      <w:pPr>
-        <w:rPr>
-          <w:rFonts w:ascii="Inter" w:hAnsi="Inter"/>
-        </w:rPr>
-      </w:pPr>
-    </w:p>
-    <w:p>
-      <w:pPr>
-        <w:rPr>
-          <w:rFonts w:ascii="Inter" w:hAnsi="Inter"/>
-        </w:rPr>
-      </w:pPr>
-    </w:p>
-    <w:p>
-      <w:pPr>
-        <w:rPr>
-          <w:rFonts w:ascii="Inter" w:hAnsi="Inter"/>
-        </w:rPr>
-      </w:pPr>
-    </w:p>
-    <w:p>
-      <w:pPr>
-        <w:rPr>
-          <w:rFonts w:ascii="Inter" w:hAnsi="Inter"/>
-        </w:rPr>
-      </w:pPr>
-    </w:p>
-    <w:p>
-      <w:pPr>
-        <w:rPr>
-          <w:rFonts w:ascii="Inter" w:hAnsi="Inter"/>
-        </w:rPr>
-      </w:pPr>
-    </w:p>
-    <w:p>
-      <w:pPr>
-        <w:rPr>
-          <w:rFonts w:ascii="Inter" w:hAnsi="Inter"/>
-        </w:rPr>
-      </w:pPr>
-    </w:p>
-    <w:p>
-      <w:pPr>
-        <w:rPr>
-          <w:rFonts w:ascii="Inter" w:hAnsi="Inter"/>
-        </w:rPr>
-      </w:pPr>
-    </w:p>
-    <w:p>
-      <w:pPr>
-        <w:rPr>
-          <w:rFonts w:ascii="Inter" w:hAnsi="Inter"/>
-        </w:rPr>
-      </w:pPr>
-    </w:p>
-    <w:p>
-      <w:pPr>
-        <w:rPr>
-          <w:rFonts w:ascii="Inter" w:hAnsi="Inter"/>
-        </w:rPr>
-      </w:pPr>
-    </w:p>
-    <w:p>
-      <w:pPr>
-        <w:rPr>
-          <w:rFonts w:ascii="Inter" w:hAnsi="Inter"/>
-        </w:rPr>
-      </w:pPr>
-    </w:p>
-    <w:p>
-      <w:pPr>
-        <w:rPr>
-          <w:rFonts w:ascii="Inter" w:hAnsi="Inter"/>
-        </w:rPr>
-      </w:pPr>
-    </w:p>
-    <w:p>
-      <w:pPr>
-        <w:rPr>
-          <w:rFonts w:ascii="Inter" w:hAnsi="Inter"/>
-        </w:rPr>
-      </w:pPr>
-    </w:p>
-    <w:p>
-      <w:pPr>
-        <w:rPr>
-          <w:rFonts w:ascii="Inter" w:hAnsi="Inter"/>
-        </w:rPr>
-      </w:pPr>
-    </w:p>
-    <w:p>
-      <w:pPr>
-        <w:rPr>
-          <w:rFonts w:ascii="Inter" w:hAnsi="Inter"/>
-        </w:rPr>
-      </w:pPr>
-    </w:p>
-    <w:p>
-      <w:pPr>
-        <w:rPr>
-          <w:rFonts w:ascii="Inter" w:hAnsi="Inter"/>
-        </w:rPr>
-      </w:pPr>
-    </w:p>
-    <w:p>
-      <w:pPr>
-        <w:rPr>
-          <w:rFonts w:ascii="Inter" w:hAnsi="Inter"/>
-        </w:rPr>
-      </w:pPr>
-    </w:p>
-    <w:p>
-      <w:pPr>
-        <w:rPr>
-          <w:rFonts w:ascii="Inter" w:hAnsi="Inter"/>
-        </w:rPr>
-      </w:pPr>
-    </w:p>
-    <w:p>
-      <w:pPr>
-        <w:rPr>
-          <w:rFonts w:ascii="Inter" w:hAnsi="Inter"/>
-        </w:rPr>
-      </w:pPr>
-    </w:p>
-    <w:p>
-      <w:pPr>
-        <w:rPr>
-          <w:rFonts w:ascii="Inter" w:hAnsi="Inter"/>
-        </w:rPr>
-      </w:pPr>
-    </w:p>
-    <w:p>
-      <w:pPr>
-        <w:rPr>
-          <w:rFonts w:ascii="Inter" w:hAnsi="Inter"/>
-        </w:rPr>
-      </w:pPr>
-    </w:p>
-    <w:p>
-      <w:pPr>
-        <w:rPr>
-          <w:rFonts w:ascii="Inter" w:hAnsi="Inter"/>
-        </w:rPr>
-      </w:pPr>
-    </w:p>
-    <w:p>
-      <w:pPr>
-        <w:rPr>
-          <w:rFonts w:ascii="Inter" w:hAnsi="Inter"/>
-        </w:rPr>
-      </w:pPr>
-    </w:p>
-    <w:p>
-      <w:pPr>
+        <w:t>To achieve this, there can be no hesitation to use excessive, overwhelming force against lawful targets</w:t>
+      </w:r>
+      <w:r>
+        <w:rPr>
+          <w:rFonts w:ascii="Inter" w:hAnsi="Inter"/>
+        </w:rPr>
+        <w:t xml:space="preserve"> </w:t>
+      </w:r>
+      <w:r>
         <w:rPr>
           <w:rFonts w:ascii="Inter" w:hAnsi="Inter"/>
           <w:b/>
           <w:bCs/>
         </w:rPr>
-      </w:pPr>
+        <w:t>(Deuteronomy 20:12-13)</w:t>
+      </w:r>
+      <w:r>
+        <w:rPr>
+          <w:rFonts w:ascii="Inter" w:hAnsi="Inter"/>
+        </w:rPr>
+        <w:t>.</w:t>
+      </w:r>
+      <w:r>
+        <w:rPr>
+          <w:rFonts w:ascii="Inter" w:hAnsi="Inter"/>
+        </w:rPr>
+        <w:t xml:space="preserve"> Total submission is required. Anyone who actively supplies, funds, or supports the enemy is treated as the enemy. We must exert absolute social control over the battlespace, demonstrating with cold precision that every crime against the Vanguard has a swift, unavoidable punishment</w:t>
+      </w:r>
+      <w:r>
+        <w:rPr>
+          <w:rFonts w:ascii="Inter" w:hAnsi="Inter"/>
+        </w:rPr>
+        <w:t xml:space="preserve"> </w:t>
+      </w:r>
       <w:r>
         <w:rPr>
           <w:rFonts w:ascii="Inter" w:hAnsi="Inter"/>
           <w:b/>
           <w:bCs/>
         </w:rPr>
+        <w:t>(Ecclesiastes 8:11)</w:t>
+      </w:r>
+      <w:r>
+        <w:rPr>
+          <w:rFonts w:ascii="Inter" w:hAnsi="Inter"/>
+        </w:rPr>
+        <w:t>.</w:t>
+      </w:r>
+    </w:p>
+    <w:p>
+      <w:pPr>
+        <w:rPr>
+          <w:rFonts w:ascii="Inter" w:hAnsi="Inter"/>
+        </w:rPr>
+      </w:pPr>
+    </w:p>
+    <w:p>
+      <w:pPr>
+        <w:rPr>
+          <w:rFonts w:ascii="Inter" w:hAnsi="Inter"/>
+        </w:rPr>
+      </w:pPr>
+    </w:p>
+    <w:p>
+      <w:pPr>
+        <w:rPr>
+          <w:rFonts w:ascii="Inter" w:hAnsi="Inter"/>
+        </w:rPr>
+      </w:pPr>
+    </w:p>
+    <w:p>
+      <w:pPr>
+        <w:rPr>
+          <w:rFonts w:ascii="Inter" w:hAnsi="Inter"/>
+        </w:rPr>
+      </w:pPr>
+    </w:p>
+    <w:p>
+      <w:pPr>
+        <w:rPr>
+          <w:rFonts w:ascii="Inter" w:hAnsi="Inter"/>
+        </w:rPr>
+      </w:pPr>
+    </w:p>
+    <w:p>
+      <w:pPr>
+        <w:rPr>
+          <w:rFonts w:ascii="Inter" w:hAnsi="Inter"/>
+        </w:rPr>
+      </w:pPr>
+    </w:p>
+    <w:p>
+      <w:pPr>
+        <w:rPr>
+          <w:rFonts w:ascii="Inter" w:hAnsi="Inter"/>
+        </w:rPr>
+      </w:pPr>
+    </w:p>
+    <w:p>
+      <w:pPr>
+        <w:rPr>
+          <w:rFonts w:ascii="Inter" w:hAnsi="Inter"/>
+        </w:rPr>
+      </w:pPr>
+    </w:p>
+    <w:p>
+      <w:pPr>
+        <w:rPr>
+          <w:rFonts w:ascii="Inter" w:hAnsi="Inter"/>
+        </w:rPr>
+      </w:pPr>
+    </w:p>
+    <w:p>
+      <w:pPr>
+        <w:rPr>
+          <w:rFonts w:ascii="Inter" w:hAnsi="Inter"/>
+        </w:rPr>
+      </w:pPr>
+    </w:p>
+    <w:p>
+      <w:pPr>
+        <w:rPr>
+          <w:rFonts w:ascii="Inter" w:hAnsi="Inter"/>
+        </w:rPr>
+      </w:pPr>
+    </w:p>
+    <w:p>
+      <w:pPr>
+        <w:rPr>
+          <w:rFonts w:ascii="Inter" w:hAnsi="Inter"/>
+        </w:rPr>
+      </w:pPr>
+    </w:p>
+    <w:p>
+      <w:pPr>
+        <w:rPr>
+          <w:rFonts w:ascii="Inter" w:hAnsi="Inter"/>
+        </w:rPr>
+      </w:pPr>
+    </w:p>
+    <w:p>
+      <w:pPr>
+        <w:rPr>
+          <w:rFonts w:ascii="Inter" w:hAnsi="Inter"/>
+        </w:rPr>
+      </w:pPr>
+    </w:p>
+    <w:p>
+      <w:pPr>
+        <w:rPr>
+          <w:rFonts w:ascii="Inter" w:hAnsi="Inter"/>
+        </w:rPr>
+      </w:pPr>
+    </w:p>
+    <w:p>
+      <w:pPr>
+        <w:rPr>
+          <w:rFonts w:ascii="Inter" w:hAnsi="Inter"/>
+        </w:rPr>
+      </w:pPr>
+    </w:p>
+    <w:p>
+      <w:pPr>
+        <w:rPr>
+          <w:rFonts w:ascii="Inter" w:hAnsi="Inter"/>
+        </w:rPr>
+      </w:pPr>
+    </w:p>
+    <w:p>
+      <w:pPr>
+        <w:rPr>
+          <w:rFonts w:ascii="Inter" w:hAnsi="Inter"/>
+        </w:rPr>
+      </w:pPr>
+    </w:p>
+    <w:p>
+      <w:pPr>
+        <w:rPr>
+          <w:rFonts w:ascii="Inter" w:hAnsi="Inter"/>
+        </w:rPr>
+      </w:pPr>
+    </w:p>
+    <w:p>
+      <w:pPr>
+        <w:rPr>
+          <w:rFonts w:ascii="Inter" w:hAnsi="Inter"/>
+        </w:rPr>
+      </w:pPr>
+    </w:p>
+    <w:p>
+      <w:pPr>
+        <w:rPr>
+          <w:rFonts w:ascii="Inter" w:hAnsi="Inter"/>
+        </w:rPr>
+      </w:pPr>
+    </w:p>
+    <w:p>
+      <w:pPr>
+        <w:rPr>
+          <w:rFonts w:ascii="Inter" w:hAnsi="Inter"/>
+        </w:rPr>
+      </w:pPr>
+    </w:p>
+    <w:p>
+      <w:pPr>
+        <w:rPr>
+          <w:rFonts w:ascii="Inter" w:hAnsi="Inter"/>
+        </w:rPr>
+      </w:pPr>
+    </w:p>
+    <w:p>
+      <w:pPr>
+        <w:rPr>
+          <w:rFonts w:ascii="Inter" w:hAnsi="Inter"/>
+        </w:rPr>
+      </w:pPr>
+    </w:p>
+    <w:p>
+      <w:pPr>
+        <w:rPr>
+          <w:rFonts w:ascii="Inter" w:hAnsi="Inter"/>
+        </w:rPr>
+      </w:pPr>
+    </w:p>
+    <w:p>
+      <w:pPr>
+        <w:rPr>
+          <w:rFonts w:ascii="Inter" w:hAnsi="Inter"/>
+        </w:rPr>
+      </w:pPr>
+    </w:p>
+    <w:p>
+      <w:pPr>
+        <w:rPr>
+          <w:rFonts w:ascii="Inter" w:hAnsi="Inter"/>
+        </w:rPr>
+      </w:pPr>
+    </w:p>
+    <w:p>
+      <w:pPr>
+        <w:rPr>
+          <w:rFonts w:ascii="Inter" w:hAnsi="Inter"/>
+        </w:rPr>
+      </w:pPr>
+    </w:p>
+    <w:p>
+      <w:pPr>
+        <w:rPr>
+          <w:rFonts w:ascii="Inter" w:hAnsi="Inter"/>
+        </w:rPr>
+      </w:pPr>
+    </w:p>
+    <w:p>
+      <w:pPr>
+        <w:rPr>
+          <w:rFonts w:ascii="Inter" w:hAnsi="Inter"/>
+        </w:rPr>
+      </w:pPr>
+    </w:p>
+    <w:p>
+      <w:pPr>
+        <w:rPr>
+          <w:rFonts w:ascii="Inter" w:hAnsi="Inter"/>
+        </w:rPr>
+      </w:pPr>
+    </w:p>
+    <w:p>
+      <w:pPr>
+        <w:rPr>
+          <w:rFonts w:ascii="Inter" w:hAnsi="Inter"/>
+          <w:b/>
+          <w:bCs/>
+        </w:rPr>
+      </w:pPr>
+      <w:r>
+        <w:rPr>
+          <w:rFonts w:ascii="Inter" w:hAnsi="Inter"/>
+          <w:b/>
+          <w:bCs/>
+        </w:rPr>
         <w:lastRenderedPageBreak/>
         <w:t>PART III: Divine Right vs. Imperial Order</w:t>
       </w:r>
@@ -1143,21 +1181,7 @@
         <w:rPr>
           <w:rFonts w:ascii="Inter" w:hAnsi="Inter"/>
         </w:rPr>
-        <w:t xml:space="preserve">To </w:t>
-      </w:r>
-      <w:proofErr w:type="gramStart"/>
-      <w:r>
-        <w:rPr>
-          <w:rFonts w:ascii="Inter" w:hAnsi="Inter"/>
-        </w:rPr>
-        <w:t>execute</w:t>
-      </w:r>
-      <w:proofErr w:type="gramEnd"/>
-      <w:r>
-        <w:rPr>
-          <w:rFonts w:ascii="Inter" w:hAnsi="Inter"/>
-        </w:rPr>
-        <w:t xml:space="preserve"> this level of warfare, we must understand the dual nature of our authority. Historically, there have been two motivations for military brutality:</w:t>
+        <w:t>To execute this level of warfare, we must understand the dual nature of our authority. Historically, there have been two motivations for military brutality:</w:t>
       </w:r>
     </w:p>
     <w:p>
@@ -1191,6 +1215,7 @@
         </w:rPr>
         <w:t xml:space="preserve"> Traditional ancient Egyptian brutality was framed strictly as a religious duty. The Pharaohs utilized force to destroy </w:t>
       </w:r>
+      <w:proofErr w:type="spellStart"/>
       <w:r>
         <w:rPr>
           <w:rFonts w:ascii="Inter" w:hAnsi="Inter"/>
@@ -1199,6 +1224,7 @@
         </w:rPr>
         <w:t>Isfet</w:t>
       </w:r>
+      <w:proofErr w:type="spellEnd"/>
       <w:r>
         <w:rPr>
           <w:rFonts w:ascii="Inter" w:hAnsi="Inter"/>
@@ -1233,324 +1259,358 @@
     </w:p>
     <w:p>
       <w:pPr>
-        <w:numPr>
-          <w:ilvl w:val="0"/>
-          <w:numId w:val="138"/>
-        </w:numPr>
-        <w:rPr>
-          <w:rFonts w:ascii="Inter" w:hAnsi="Inter"/>
-        </w:rPr>
-      </w:pPr>
-    </w:p>
-    <w:p>
-      <w:pPr>
-        <w:rPr>
-          <w:rFonts w:ascii="Inter" w:hAnsi="Inter"/>
-        </w:rPr>
-      </w:pPr>
-      <w:r>
-        <w:rPr>
-          <w:rFonts w:ascii="Inter" w:hAnsi="Inter"/>
-        </w:rPr>
-        <w:t>The Vanguard does not choose between these two; we execute both. We are commanded to win the spiritual battles in our visions and throughout the cosmos, while simultaneously winning the geopolitical and economic wars on the ground. We fight for the Kingdom's cosmic order, and we fight to secure the physical survival of our people.</w:t>
-      </w:r>
-    </w:p>
-    <w:p>
-      <w:pPr>
-        <w:rPr>
-          <w:rFonts w:ascii="Inter" w:hAnsi="Inter"/>
-        </w:rPr>
-      </w:pPr>
-    </w:p>
-    <w:p>
-      <w:pPr>
-        <w:rPr>
-          <w:rFonts w:ascii="Inter" w:hAnsi="Inter"/>
-        </w:rPr>
-      </w:pPr>
-    </w:p>
-    <w:p>
-      <w:pPr>
-        <w:rPr>
-          <w:rFonts w:ascii="Inter" w:hAnsi="Inter"/>
-        </w:rPr>
-      </w:pPr>
-    </w:p>
-    <w:p>
-      <w:pPr>
-        <w:rPr>
-          <w:rFonts w:ascii="Inter" w:hAnsi="Inter"/>
-        </w:rPr>
-      </w:pPr>
-    </w:p>
-    <w:p>
-      <w:pPr>
-        <w:rPr>
-          <w:rFonts w:ascii="Inter" w:hAnsi="Inter"/>
-        </w:rPr>
-      </w:pPr>
-    </w:p>
-    <w:p>
-      <w:pPr>
-        <w:rPr>
-          <w:rFonts w:ascii="Inter" w:hAnsi="Inter"/>
-        </w:rPr>
-      </w:pPr>
-    </w:p>
-    <w:p>
-      <w:pPr>
-        <w:rPr>
-          <w:rFonts w:ascii="Inter" w:hAnsi="Inter"/>
-        </w:rPr>
-      </w:pPr>
-    </w:p>
-    <w:p>
-      <w:pPr>
-        <w:rPr>
-          <w:rFonts w:ascii="Inter" w:hAnsi="Inter"/>
-        </w:rPr>
-      </w:pPr>
-    </w:p>
-    <w:p>
-      <w:pPr>
-        <w:rPr>
-          <w:rFonts w:ascii="Inter" w:hAnsi="Inter"/>
-        </w:rPr>
-      </w:pPr>
-    </w:p>
-    <w:p>
-      <w:pPr>
-        <w:rPr>
-          <w:rFonts w:ascii="Inter" w:hAnsi="Inter"/>
-        </w:rPr>
-      </w:pPr>
-    </w:p>
-    <w:p>
-      <w:pPr>
-        <w:rPr>
-          <w:rFonts w:ascii="Inter" w:hAnsi="Inter"/>
-        </w:rPr>
-      </w:pPr>
-    </w:p>
-    <w:p>
-      <w:pPr>
-        <w:rPr>
-          <w:rFonts w:ascii="Inter" w:hAnsi="Inter"/>
-        </w:rPr>
-      </w:pPr>
-    </w:p>
-    <w:p>
-      <w:pPr>
-        <w:rPr>
-          <w:rFonts w:ascii="Inter" w:hAnsi="Inter"/>
-        </w:rPr>
-      </w:pPr>
-    </w:p>
-    <w:p>
-      <w:pPr>
-        <w:rPr>
-          <w:rFonts w:ascii="Inter" w:hAnsi="Inter"/>
-        </w:rPr>
-      </w:pPr>
-    </w:p>
-    <w:p>
-      <w:pPr>
-        <w:rPr>
-          <w:rFonts w:ascii="Inter" w:hAnsi="Inter"/>
-        </w:rPr>
-      </w:pPr>
-    </w:p>
-    <w:p>
-      <w:pPr>
-        <w:rPr>
-          <w:rFonts w:ascii="Inter" w:hAnsi="Inter"/>
-        </w:rPr>
-      </w:pPr>
-    </w:p>
-    <w:p>
-      <w:pPr>
-        <w:rPr>
-          <w:rFonts w:ascii="Inter" w:hAnsi="Inter"/>
-        </w:rPr>
-      </w:pPr>
-    </w:p>
-    <w:p>
-      <w:pPr>
-        <w:rPr>
-          <w:rFonts w:ascii="Inter" w:hAnsi="Inter"/>
-        </w:rPr>
-      </w:pPr>
-    </w:p>
-    <w:p>
-      <w:pPr>
-        <w:rPr>
-          <w:rFonts w:ascii="Inter" w:hAnsi="Inter"/>
-        </w:rPr>
-      </w:pPr>
-    </w:p>
-    <w:p>
-      <w:pPr>
-        <w:rPr>
-          <w:rFonts w:ascii="Inter" w:hAnsi="Inter"/>
-        </w:rPr>
-      </w:pPr>
-    </w:p>
-    <w:p>
-      <w:pPr>
-        <w:rPr>
-          <w:rFonts w:ascii="Inter" w:hAnsi="Inter"/>
-        </w:rPr>
-      </w:pPr>
-    </w:p>
-    <w:p>
-      <w:pPr>
-        <w:rPr>
-          <w:rFonts w:ascii="Inter" w:hAnsi="Inter"/>
-        </w:rPr>
-      </w:pPr>
-    </w:p>
-    <w:p>
-      <w:pPr>
-        <w:rPr>
-          <w:rFonts w:ascii="Inter" w:hAnsi="Inter"/>
-        </w:rPr>
-      </w:pPr>
-    </w:p>
-    <w:p>
-      <w:pPr>
-        <w:rPr>
-          <w:rFonts w:ascii="Inter" w:hAnsi="Inter"/>
-        </w:rPr>
-      </w:pPr>
-    </w:p>
-    <w:p>
-      <w:pPr>
-        <w:rPr>
-          <w:rFonts w:ascii="Inter" w:hAnsi="Inter"/>
-        </w:rPr>
-      </w:pPr>
-    </w:p>
-    <w:p>
-      <w:pPr>
-        <w:rPr>
-          <w:rFonts w:ascii="Inter" w:hAnsi="Inter"/>
-        </w:rPr>
-      </w:pPr>
-    </w:p>
-    <w:p>
-      <w:pPr>
-        <w:rPr>
-          <w:rFonts w:ascii="Inter" w:hAnsi="Inter"/>
-        </w:rPr>
-      </w:pPr>
-    </w:p>
-    <w:p>
-      <w:pPr>
-        <w:rPr>
-          <w:rFonts w:ascii="Inter" w:hAnsi="Inter"/>
-        </w:rPr>
-      </w:pPr>
-    </w:p>
-    <w:p>
-      <w:pPr>
-        <w:rPr>
-          <w:rFonts w:ascii="Inter" w:hAnsi="Inter"/>
-        </w:rPr>
-      </w:pPr>
-    </w:p>
-    <w:p>
-      <w:pPr>
-        <w:rPr>
-          <w:rFonts w:ascii="Inter" w:hAnsi="Inter"/>
-        </w:rPr>
-      </w:pPr>
-    </w:p>
-    <w:p>
-      <w:pPr>
-        <w:rPr>
-          <w:rFonts w:ascii="Inter" w:hAnsi="Inter"/>
-        </w:rPr>
-      </w:pPr>
-    </w:p>
-    <w:p>
-      <w:pPr>
-        <w:rPr>
-          <w:rFonts w:ascii="Inter" w:hAnsi="Inter"/>
-        </w:rPr>
-      </w:pPr>
-    </w:p>
-    <w:p>
-      <w:pPr>
+        <w:ind w:left="720"/>
+        <w:rPr>
+          <w:rFonts w:ascii="Inter" w:hAnsi="Inter"/>
+        </w:rPr>
+      </w:pPr>
+    </w:p>
+    <w:p>
+      <w:pPr>
+        <w:rPr>
+          <w:rFonts w:ascii="Inter" w:hAnsi="Inter"/>
+        </w:rPr>
+      </w:pPr>
+      <w:r>
+        <w:rPr>
+          <w:rFonts w:ascii="Inter" w:hAnsi="Inter"/>
+        </w:rPr>
+        <w:t>The Vanguard does not choose between these two; we execute both. We are commanded to win the spiritual battles in our visions and throughout the cosmos</w:t>
+      </w:r>
+      <w:r>
+        <w:rPr>
+          <w:rFonts w:ascii="Inter" w:hAnsi="Inter"/>
+        </w:rPr>
+        <w:t xml:space="preserve"> </w:t>
+      </w:r>
+      <w:r>
         <w:rPr>
           <w:rFonts w:ascii="Inter" w:hAnsi="Inter"/>
           <w:b/>
           <w:bCs/>
         </w:rPr>
-      </w:pPr>
-      <w:r>
+        <w:t>(Ephesians 6:12)</w:t>
+      </w:r>
+      <w:r>
+        <w:rPr>
+          <w:rFonts w:ascii="Inter" w:hAnsi="Inter"/>
+        </w:rPr>
+        <w:t>,</w:t>
+      </w:r>
+      <w:r>
+        <w:rPr>
+          <w:rFonts w:ascii="Inter" w:hAnsi="Inter"/>
+        </w:rPr>
+        <w:t xml:space="preserve"> while simultaneously winning the geopolitical and economic wars on the ground. We fight for the Kingdom's cosmic order, and we fight to secure the physical survival of our people.</w:t>
+      </w:r>
+    </w:p>
+    <w:p>
+      <w:pPr>
+        <w:rPr>
+          <w:rFonts w:ascii="Inter" w:hAnsi="Inter"/>
+        </w:rPr>
+      </w:pPr>
+    </w:p>
+    <w:p>
+      <w:pPr>
+        <w:rPr>
+          <w:rFonts w:ascii="Inter" w:hAnsi="Inter"/>
+        </w:rPr>
+      </w:pPr>
+    </w:p>
+    <w:p>
+      <w:pPr>
+        <w:rPr>
+          <w:rFonts w:ascii="Inter" w:hAnsi="Inter"/>
+        </w:rPr>
+      </w:pPr>
+    </w:p>
+    <w:p>
+      <w:pPr>
+        <w:rPr>
+          <w:rFonts w:ascii="Inter" w:hAnsi="Inter"/>
+        </w:rPr>
+      </w:pPr>
+    </w:p>
+    <w:p>
+      <w:pPr>
+        <w:rPr>
+          <w:rFonts w:ascii="Inter" w:hAnsi="Inter"/>
+        </w:rPr>
+      </w:pPr>
+    </w:p>
+    <w:p>
+      <w:pPr>
+        <w:rPr>
+          <w:rFonts w:ascii="Inter" w:hAnsi="Inter"/>
+        </w:rPr>
+      </w:pPr>
+    </w:p>
+    <w:p>
+      <w:pPr>
+        <w:rPr>
+          <w:rFonts w:ascii="Inter" w:hAnsi="Inter"/>
+        </w:rPr>
+      </w:pPr>
+    </w:p>
+    <w:p>
+      <w:pPr>
+        <w:rPr>
+          <w:rFonts w:ascii="Inter" w:hAnsi="Inter"/>
+        </w:rPr>
+      </w:pPr>
+    </w:p>
+    <w:p>
+      <w:pPr>
+        <w:rPr>
+          <w:rFonts w:ascii="Inter" w:hAnsi="Inter"/>
+        </w:rPr>
+      </w:pPr>
+    </w:p>
+    <w:p>
+      <w:pPr>
+        <w:rPr>
+          <w:rFonts w:ascii="Inter" w:hAnsi="Inter"/>
+        </w:rPr>
+      </w:pPr>
+    </w:p>
+    <w:p>
+      <w:pPr>
+        <w:rPr>
+          <w:rFonts w:ascii="Inter" w:hAnsi="Inter"/>
+        </w:rPr>
+      </w:pPr>
+    </w:p>
+    <w:p>
+      <w:pPr>
+        <w:rPr>
+          <w:rFonts w:ascii="Inter" w:hAnsi="Inter"/>
+        </w:rPr>
+      </w:pPr>
+    </w:p>
+    <w:p>
+      <w:pPr>
+        <w:rPr>
+          <w:rFonts w:ascii="Inter" w:hAnsi="Inter"/>
+        </w:rPr>
+      </w:pPr>
+    </w:p>
+    <w:p>
+      <w:pPr>
+        <w:rPr>
+          <w:rFonts w:ascii="Inter" w:hAnsi="Inter"/>
+        </w:rPr>
+      </w:pPr>
+    </w:p>
+    <w:p>
+      <w:pPr>
+        <w:rPr>
+          <w:rFonts w:ascii="Inter" w:hAnsi="Inter"/>
+        </w:rPr>
+      </w:pPr>
+    </w:p>
+    <w:p>
+      <w:pPr>
+        <w:rPr>
+          <w:rFonts w:ascii="Inter" w:hAnsi="Inter"/>
+        </w:rPr>
+      </w:pPr>
+    </w:p>
+    <w:p>
+      <w:pPr>
+        <w:rPr>
+          <w:rFonts w:ascii="Inter" w:hAnsi="Inter"/>
+        </w:rPr>
+      </w:pPr>
+    </w:p>
+    <w:p>
+      <w:pPr>
+        <w:rPr>
+          <w:rFonts w:ascii="Inter" w:hAnsi="Inter"/>
+        </w:rPr>
+      </w:pPr>
+    </w:p>
+    <w:p>
+      <w:pPr>
+        <w:rPr>
+          <w:rFonts w:ascii="Inter" w:hAnsi="Inter"/>
+        </w:rPr>
+      </w:pPr>
+    </w:p>
+    <w:p>
+      <w:pPr>
+        <w:rPr>
+          <w:rFonts w:ascii="Inter" w:hAnsi="Inter"/>
+        </w:rPr>
+      </w:pPr>
+    </w:p>
+    <w:p>
+      <w:pPr>
+        <w:rPr>
+          <w:rFonts w:ascii="Inter" w:hAnsi="Inter"/>
+        </w:rPr>
+      </w:pPr>
+    </w:p>
+    <w:p>
+      <w:pPr>
+        <w:rPr>
+          <w:rFonts w:ascii="Inter" w:hAnsi="Inter"/>
+        </w:rPr>
+      </w:pPr>
+    </w:p>
+    <w:p>
+      <w:pPr>
+        <w:rPr>
+          <w:rFonts w:ascii="Inter" w:hAnsi="Inter"/>
+        </w:rPr>
+      </w:pPr>
+    </w:p>
+    <w:p>
+      <w:pPr>
+        <w:rPr>
+          <w:rFonts w:ascii="Inter" w:hAnsi="Inter"/>
+        </w:rPr>
+      </w:pPr>
+    </w:p>
+    <w:p>
+      <w:pPr>
+        <w:rPr>
+          <w:rFonts w:ascii="Inter" w:hAnsi="Inter"/>
+        </w:rPr>
+      </w:pPr>
+    </w:p>
+    <w:p>
+      <w:pPr>
+        <w:rPr>
+          <w:rFonts w:ascii="Inter" w:hAnsi="Inter"/>
+        </w:rPr>
+      </w:pPr>
+    </w:p>
+    <w:p>
+      <w:pPr>
+        <w:rPr>
+          <w:rFonts w:ascii="Inter" w:hAnsi="Inter"/>
+        </w:rPr>
+      </w:pPr>
+    </w:p>
+    <w:p>
+      <w:pPr>
+        <w:rPr>
+          <w:rFonts w:ascii="Inter" w:hAnsi="Inter"/>
+        </w:rPr>
+      </w:pPr>
+    </w:p>
+    <w:p>
+      <w:pPr>
+        <w:rPr>
+          <w:rFonts w:ascii="Inter" w:hAnsi="Inter"/>
+        </w:rPr>
+      </w:pPr>
+    </w:p>
+    <w:p>
+      <w:pPr>
+        <w:rPr>
+          <w:rFonts w:ascii="Inter" w:hAnsi="Inter"/>
+        </w:rPr>
+      </w:pPr>
+    </w:p>
+    <w:p>
+      <w:pPr>
+        <w:rPr>
+          <w:rFonts w:ascii="Inter" w:hAnsi="Inter"/>
+        </w:rPr>
+      </w:pPr>
+    </w:p>
+    <w:p>
+      <w:pPr>
+        <w:rPr>
+          <w:rFonts w:ascii="Inter" w:hAnsi="Inter"/>
+        </w:rPr>
+      </w:pPr>
+    </w:p>
+    <w:p>
+      <w:pPr>
         <w:rPr>
           <w:rFonts w:ascii="Inter" w:hAnsi="Inter"/>
           <w:b/>
           <w:bCs/>
         </w:rPr>
-        <w:lastRenderedPageBreak/>
-        <w:t>PART IV: The Torah Standard and the Holiness of the Camp</w:t>
-      </w:r>
-    </w:p>
-    <w:p>
-      <w:pPr>
+      </w:pPr>
+      <w:r>
         <w:rPr>
           <w:rFonts w:ascii="Inter" w:hAnsi="Inter"/>
           <w:b/>
           <w:bCs/>
         </w:rPr>
-      </w:pPr>
-    </w:p>
-    <w:p>
-      <w:pPr>
-        <w:rPr>
-          <w:rFonts w:ascii="Inter" w:hAnsi="Inter"/>
-        </w:rPr>
-      </w:pPr>
-      <w:r>
-        <w:rPr>
-          <w:rFonts w:ascii="Inter" w:hAnsi="Inter"/>
-        </w:rPr>
-        <w:t xml:space="preserve">While we use overwhelming, devastating </w:t>
-      </w:r>
-      <w:proofErr w:type="gramStart"/>
-      <w:r>
-        <w:rPr>
-          <w:rFonts w:ascii="Inter" w:hAnsi="Inter"/>
-        </w:rPr>
-        <w:t>force</w:t>
-      </w:r>
-      <w:proofErr w:type="gramEnd"/>
-      <w:r>
-        <w:rPr>
-          <w:rFonts w:ascii="Inter" w:hAnsi="Inter"/>
-        </w:rPr>
-        <w:t xml:space="preserve"> to crush the enemy combatant, we are absolutely bound by the laws of the Supreme Commander. We are not barbarians. We follow the Torah.</w:t>
-      </w:r>
-    </w:p>
-    <w:p>
-      <w:pPr>
-        <w:rPr>
-          <w:rFonts w:ascii="Inter" w:hAnsi="Inter"/>
-        </w:rPr>
-      </w:pPr>
-    </w:p>
-    <w:p>
-      <w:pPr>
-        <w:rPr>
-          <w:rFonts w:ascii="Inter" w:hAnsi="Inter"/>
-        </w:rPr>
-      </w:pPr>
-      <w:r>
-        <w:rPr>
-          <w:rFonts w:ascii="Inter" w:hAnsi="Inter"/>
-        </w:rPr>
-        <w:t>Deuteronomy 23:10 mandates that the soldiers of the Vanguard must keep themselves from "every evil thing" while in the camp. We deploy strategic terror against combatants, but we will ruthlessly and immediately punish anyone within our own ranks who crosses the line into prohibited war crimes.</w:t>
+        <w:t>PART IV: The Torah Standard and the Holiness of the Camp</w:t>
+      </w:r>
+    </w:p>
+    <w:p>
+      <w:pPr>
+        <w:rPr>
+          <w:rFonts w:ascii="Inter" w:hAnsi="Inter"/>
+          <w:b/>
+          <w:bCs/>
+        </w:rPr>
+      </w:pPr>
+    </w:p>
+    <w:p>
+      <w:pPr>
+        <w:rPr>
+          <w:rFonts w:ascii="Inter" w:hAnsi="Inter"/>
+        </w:rPr>
+      </w:pPr>
+      <w:r>
+        <w:rPr>
+          <w:rFonts w:ascii="Inter" w:hAnsi="Inter"/>
+        </w:rPr>
+        <w:t>While we use overwhelming, devastating force to crush the enemy combatant, we are absolutely bound by the laws of the Supreme Commander. We are not barbarians. We follow the Torah.</w:t>
+      </w:r>
+    </w:p>
+    <w:p>
+      <w:pPr>
+        <w:rPr>
+          <w:rFonts w:ascii="Inter" w:hAnsi="Inter"/>
+        </w:rPr>
+      </w:pPr>
+    </w:p>
+    <w:p>
+      <w:pPr>
+        <w:rPr>
+          <w:rFonts w:ascii="Inter" w:hAnsi="Inter"/>
+        </w:rPr>
+      </w:pPr>
+      <w:r>
+        <w:rPr>
+          <w:rFonts w:ascii="Inter" w:hAnsi="Inter"/>
+        </w:rPr>
+        <w:t>Deuteronomy 23:10 mandates that the soldiers of the Vanguard must keep themselves from "every evil thing" while in the camp</w:t>
+      </w:r>
+      <w:r>
+        <w:rPr>
+          <w:rFonts w:ascii="Inter" w:hAnsi="Inter"/>
+        </w:rPr>
+        <w:t xml:space="preserve"> </w:t>
+      </w:r>
+      <w:r>
+        <w:rPr>
+          <w:rFonts w:ascii="Inter" w:hAnsi="Inter"/>
+          <w:b/>
+          <w:bCs/>
+        </w:rPr>
+        <w:t>(Deuteronomy 23:9-14)</w:t>
+      </w:r>
+      <w:r>
+        <w:rPr>
+          <w:rFonts w:ascii="Inter" w:hAnsi="Inter"/>
+        </w:rPr>
+        <w:t>.</w:t>
+      </w:r>
+      <w:r>
+        <w:rPr>
+          <w:rFonts w:ascii="Inter" w:hAnsi="Inter"/>
+        </w:rPr>
+        <w:t xml:space="preserve"> We deploy strategic terror against combatants, but we will ruthlessly and immediately punish anyone within our own ranks who crosses the line into prohibited war crimes.</w:t>
       </w:r>
     </w:p>
     <w:p>
@@ -1582,35 +1642,27 @@
         <w:rPr>
           <w:rFonts w:ascii="Inter" w:hAnsi="Inter"/>
         </w:rPr>
-        <w:t xml:space="preserve"> We do not mutilate or desecrate the dead. The physical vessel, even </w:t>
-      </w:r>
-      <w:proofErr w:type="gramStart"/>
-      <w:r>
-        <w:rPr>
-          <w:rFonts w:ascii="Inter" w:hAnsi="Inter"/>
-        </w:rPr>
-        <w:t>of</w:t>
-      </w:r>
-      <w:proofErr w:type="gramEnd"/>
+        <w:t xml:space="preserve"> We do not mutilate or desecrate the dead. The physical vessel, even of an enemy, is neutralized, not defiled</w:t>
+      </w:r>
       <w:r>
         <w:rPr>
           <w:rFonts w:ascii="Inter" w:hAnsi="Inter"/>
         </w:rPr>
         <w:t xml:space="preserve"> </w:t>
       </w:r>
-      <w:proofErr w:type="gramStart"/>
-      <w:r>
-        <w:rPr>
-          <w:rFonts w:ascii="Inter" w:hAnsi="Inter"/>
-        </w:rPr>
-        <w:t>an</w:t>
-      </w:r>
-      <w:proofErr w:type="gramEnd"/>
-      <w:r>
-        <w:rPr>
-          <w:rFonts w:ascii="Inter" w:hAnsi="Inter"/>
-        </w:rPr>
-        <w:t xml:space="preserve"> enemy, is neutralized, not defiled.</w:t>
+      <w:r>
+        <w:rPr>
+          <w:rFonts w:ascii="Inter" w:hAnsi="Inter"/>
+          <w:b/>
+          <w:bCs/>
+        </w:rPr>
+        <w:t>(Deuteronomy 21:22-23)</w:t>
+      </w:r>
+      <w:r>
+        <w:rPr>
+          <w:rFonts w:ascii="Inter" w:hAnsi="Inter"/>
+        </w:rPr>
+        <w:t>.</w:t>
       </w:r>
     </w:p>
     <w:p>
@@ -1635,7 +1687,27 @@
         <w:rPr>
           <w:rFonts w:ascii="Inter" w:hAnsi="Inter"/>
         </w:rPr>
-        <w:t xml:space="preserve"> The rape or abuse of captives is strictly and unequivocally forbidden.</w:t>
+        <w:t xml:space="preserve"> The rape or abuse of captives is strictly and unequivocally forbidden</w:t>
+      </w:r>
+      <w:r>
+        <w:rPr>
+          <w:rFonts w:ascii="Inter" w:hAnsi="Inter"/>
+        </w:rPr>
+        <w:t xml:space="preserve"> </w:t>
+      </w:r>
+      <w:r>
+        <w:rPr>
+          <w:rFonts w:ascii="Inter" w:hAnsi="Inter"/>
+          <w:b/>
+          <w:bCs/>
+        </w:rPr>
+        <w:t>(Deuteronomy 21:10-14)</w:t>
+      </w:r>
+      <w:r>
+        <w:rPr>
+          <w:rFonts w:ascii="Inter" w:hAnsi="Inter"/>
+        </w:rPr>
+        <w:t>.</w:t>
       </w:r>
     </w:p>
     <w:p>
@@ -1662,249 +1734,289 @@
         </w:rPr>
         <w:t xml:space="preserve"> We do not slaughter innocent civilians—the women, children, and the elderly who are not fighting—to build fear.</w:t>
       </w:r>
-    </w:p>
-    <w:p>
-      <w:pPr>
-        <w:rPr>
-          <w:rFonts w:ascii="Inter" w:hAnsi="Inter"/>
-        </w:rPr>
-      </w:pPr>
-    </w:p>
-    <w:p>
-      <w:pPr>
-        <w:rPr>
-          <w:rFonts w:ascii="Inter" w:hAnsi="Inter"/>
-        </w:rPr>
-      </w:pPr>
-      <w:r>
-        <w:rPr>
-          <w:rFonts w:ascii="Inter" w:hAnsi="Inter"/>
-        </w:rPr>
-        <w:t xml:space="preserve">The </w:t>
-      </w:r>
+      <w:r>
+        <w:rPr>
+          <w:rFonts w:ascii="Inter" w:hAnsi="Inter"/>
+        </w:rPr>
+        <w:t xml:space="preserve"> </w:t>
+      </w:r>
+      <w:r>
+        <w:rPr>
+          <w:rFonts w:ascii="Inter" w:hAnsi="Inter"/>
+        </w:rPr>
+        <w:t xml:space="preserve">The Torah forbids even the unnecessary destruction of fruit trees during a siege, establishing the law of </w:t>
+      </w:r>
+      <w:proofErr w:type="spellStart"/>
       <w:r>
         <w:rPr>
           <w:rFonts w:ascii="Inter" w:hAnsi="Inter"/>
           <w:i/>
           <w:iCs/>
         </w:rPr>
-        <w:t>ISR Scriptures</w:t>
-      </w:r>
-      <w:r>
-        <w:rPr>
-          <w:rFonts w:ascii="Inter" w:hAnsi="Inter"/>
-        </w:rPr>
-        <w:t xml:space="preserve"> establish "an eye for an eye" as a legal framework for equitable justice, designed to prevent disproportionate, indiscriminate vengeance. If a member of the Vanguard commits mutilation, sexual violence, or the indiscriminate slaughter of the innocent, they have become the "Boku </w:t>
-      </w:r>
-      <w:proofErr w:type="gramStart"/>
-      <w:r>
-        <w:rPr>
-          <w:rFonts w:ascii="Inter" w:hAnsi="Inter"/>
-        </w:rPr>
-        <w:t>Haram"—</w:t>
-      </w:r>
-      <w:proofErr w:type="gramEnd"/>
-      <w:r>
-        <w:rPr>
-          <w:rFonts w:ascii="Inter" w:hAnsi="Inter"/>
-        </w:rPr>
-        <w:t>the abundant sin. They become the accelerant, the structural threat we identified in Week 16, and they will be neutralized by their own command.</w:t>
-      </w:r>
-    </w:p>
-    <w:p>
-      <w:pPr>
-        <w:rPr>
-          <w:rFonts w:ascii="Inter" w:hAnsi="Inter"/>
-        </w:rPr>
-      </w:pPr>
-    </w:p>
-    <w:p>
-      <w:pPr>
-        <w:rPr>
-          <w:rFonts w:ascii="Inter" w:hAnsi="Inter"/>
-        </w:rPr>
-      </w:pPr>
-    </w:p>
-    <w:p>
-      <w:pPr>
-        <w:rPr>
-          <w:rFonts w:ascii="Inter" w:hAnsi="Inter"/>
-        </w:rPr>
-      </w:pPr>
-    </w:p>
-    <w:p>
-      <w:pPr>
-        <w:rPr>
-          <w:rFonts w:ascii="Inter" w:hAnsi="Inter"/>
-        </w:rPr>
-      </w:pPr>
-    </w:p>
-    <w:p>
-      <w:pPr>
-        <w:rPr>
-          <w:rFonts w:ascii="Inter" w:hAnsi="Inter"/>
-        </w:rPr>
-      </w:pPr>
-    </w:p>
-    <w:p>
-      <w:pPr>
-        <w:rPr>
-          <w:rFonts w:ascii="Inter" w:hAnsi="Inter"/>
-        </w:rPr>
-      </w:pPr>
-    </w:p>
-    <w:p>
-      <w:pPr>
-        <w:rPr>
-          <w:rFonts w:ascii="Inter" w:hAnsi="Inter"/>
-        </w:rPr>
-      </w:pPr>
-    </w:p>
-    <w:p>
-      <w:pPr>
-        <w:rPr>
-          <w:rFonts w:ascii="Inter" w:hAnsi="Inter"/>
-        </w:rPr>
-      </w:pPr>
-    </w:p>
-    <w:p>
-      <w:pPr>
-        <w:rPr>
-          <w:rFonts w:ascii="Inter" w:hAnsi="Inter"/>
-        </w:rPr>
-      </w:pPr>
-    </w:p>
-    <w:p>
-      <w:pPr>
-        <w:rPr>
-          <w:rFonts w:ascii="Inter" w:hAnsi="Inter"/>
-        </w:rPr>
-      </w:pPr>
-    </w:p>
-    <w:p>
-      <w:pPr>
-        <w:rPr>
-          <w:rFonts w:ascii="Inter" w:hAnsi="Inter"/>
-        </w:rPr>
-      </w:pPr>
-    </w:p>
-    <w:p>
-      <w:pPr>
-        <w:rPr>
-          <w:rFonts w:ascii="Inter" w:hAnsi="Inter"/>
-        </w:rPr>
-      </w:pPr>
-    </w:p>
-    <w:p>
-      <w:pPr>
-        <w:rPr>
-          <w:rFonts w:ascii="Inter" w:hAnsi="Inter"/>
-        </w:rPr>
-      </w:pPr>
-    </w:p>
-    <w:p>
-      <w:pPr>
-        <w:rPr>
-          <w:rFonts w:ascii="Inter" w:hAnsi="Inter"/>
-        </w:rPr>
-      </w:pPr>
-    </w:p>
-    <w:p>
-      <w:pPr>
-        <w:rPr>
-          <w:rFonts w:ascii="Inter" w:hAnsi="Inter"/>
-        </w:rPr>
-      </w:pPr>
-    </w:p>
-    <w:p>
-      <w:pPr>
-        <w:rPr>
-          <w:rFonts w:ascii="Inter" w:hAnsi="Inter"/>
-        </w:rPr>
-      </w:pPr>
-    </w:p>
-    <w:p>
-      <w:pPr>
-        <w:rPr>
-          <w:rFonts w:ascii="Inter" w:hAnsi="Inter"/>
-        </w:rPr>
-      </w:pPr>
-    </w:p>
-    <w:p>
-      <w:pPr>
-        <w:rPr>
-          <w:rFonts w:ascii="Inter" w:hAnsi="Inter"/>
-        </w:rPr>
-      </w:pPr>
-    </w:p>
-    <w:p>
-      <w:pPr>
-        <w:rPr>
-          <w:rFonts w:ascii="Inter" w:hAnsi="Inter"/>
-        </w:rPr>
-      </w:pPr>
-    </w:p>
-    <w:p>
-      <w:pPr>
-        <w:rPr>
-          <w:rFonts w:ascii="Inter" w:hAnsi="Inter"/>
-        </w:rPr>
-      </w:pPr>
-    </w:p>
-    <w:p>
-      <w:pPr>
-        <w:rPr>
-          <w:rFonts w:ascii="Inter" w:hAnsi="Inter"/>
-        </w:rPr>
-      </w:pPr>
-    </w:p>
-    <w:p>
-      <w:pPr>
-        <w:rPr>
-          <w:rFonts w:ascii="Inter" w:hAnsi="Inter"/>
-        </w:rPr>
-      </w:pPr>
-    </w:p>
-    <w:p>
-      <w:pPr>
-        <w:rPr>
-          <w:rFonts w:ascii="Inter" w:hAnsi="Inter"/>
-        </w:rPr>
-      </w:pPr>
-    </w:p>
-    <w:p>
-      <w:pPr>
-        <w:rPr>
-          <w:rFonts w:ascii="Inter" w:hAnsi="Inter"/>
-        </w:rPr>
-      </w:pPr>
-    </w:p>
-    <w:p>
-      <w:pPr>
+        <w:t>bal</w:t>
+      </w:r>
+      <w:proofErr w:type="spellEnd"/>
+      <w:r>
+        <w:rPr>
+          <w:rFonts w:ascii="Inter" w:hAnsi="Inter"/>
+          <w:i/>
+          <w:iCs/>
+        </w:rPr>
+        <w:t xml:space="preserve"> </w:t>
+      </w:r>
+      <w:proofErr w:type="spellStart"/>
+      <w:r>
+        <w:rPr>
+          <w:rFonts w:ascii="Inter" w:hAnsi="Inter"/>
+          <w:i/>
+          <w:iCs/>
+        </w:rPr>
+        <w:t>tashchit</w:t>
+      </w:r>
+      <w:proofErr w:type="spellEnd"/>
+      <w:r>
+        <w:rPr>
+          <w:rFonts w:ascii="Inter" w:hAnsi="Inter"/>
+        </w:rPr>
+        <w:t xml:space="preserve"> (do not destroy) to prevent senseless devastation </w:t>
+      </w:r>
+      <w:r>
         <w:rPr>
           <w:rFonts w:ascii="Inter" w:hAnsi="Inter"/>
           <w:b/>
           <w:bCs/>
         </w:rPr>
-      </w:pPr>
-      <w:proofErr w:type="gramStart"/>
+        <w:t>(Deuteronomy 20:19-20)</w:t>
+      </w:r>
+      <w:r>
+        <w:rPr>
+          <w:rFonts w:ascii="Inter" w:hAnsi="Inter"/>
+        </w:rPr>
+        <w:t>.</w:t>
+      </w:r>
+    </w:p>
+    <w:p>
+      <w:pPr>
+        <w:rPr>
+          <w:rFonts w:ascii="Inter" w:hAnsi="Inter"/>
+        </w:rPr>
+      </w:pPr>
+    </w:p>
+    <w:p>
+      <w:pPr>
+        <w:rPr>
+          <w:rFonts w:ascii="Inter" w:hAnsi="Inter"/>
+        </w:rPr>
+      </w:pPr>
+      <w:r>
+        <w:rPr>
+          <w:rFonts w:ascii="Inter" w:hAnsi="Inter"/>
+        </w:rPr>
+        <w:t xml:space="preserve">The </w:t>
+      </w:r>
+      <w:r>
+        <w:rPr>
+          <w:rFonts w:ascii="Inter" w:hAnsi="Inter"/>
+          <w:i/>
+          <w:iCs/>
+        </w:rPr>
+        <w:t>ISR Scriptures</w:t>
+      </w:r>
+      <w:r>
+        <w:rPr>
+          <w:rFonts w:ascii="Inter" w:hAnsi="Inter"/>
+        </w:rPr>
+        <w:t xml:space="preserve"> establish "an eye for an eye" as a legal framework for equitable justice</w:t>
+      </w:r>
+      <w:r>
+        <w:rPr>
+          <w:rFonts w:ascii="Inter" w:hAnsi="Inter"/>
+        </w:rPr>
+        <w:t xml:space="preserve"> </w:t>
+      </w:r>
       <w:r>
         <w:rPr>
           <w:rFonts w:ascii="Inter" w:hAnsi="Inter"/>
           <w:b/>
           <w:bCs/>
         </w:rPr>
-        <w:lastRenderedPageBreak/>
-        <w:t>Command Summary</w:t>
-      </w:r>
-      <w:proofErr w:type="gramEnd"/>
-      <w:r>
+        <w:t>(Leviticus 24:19-20; Exodus 21:23-25)</w:t>
+      </w:r>
+      <w:r>
+        <w:rPr>
+          <w:rFonts w:ascii="Inter" w:hAnsi="Inter"/>
+        </w:rPr>
+        <w:t>.</w:t>
+      </w:r>
+      <w:r>
+        <w:rPr>
+          <w:rFonts w:ascii="Inter" w:hAnsi="Inter"/>
+        </w:rPr>
+        <w:t xml:space="preserve"> This was</w:t>
+      </w:r>
+      <w:r>
+        <w:rPr>
+          <w:rFonts w:ascii="Inter" w:hAnsi="Inter"/>
+        </w:rPr>
+        <w:t xml:space="preserve"> designed to prevent disproportionate, indiscriminate vengeance. If a member of the Vanguard commits mutilation, sexual violence, or the indiscriminate slaughter of the innocent, they have become the "Boku Haram"—the abundant sin. They become the accelerant, the structural threat we identified in Week 16, and they will be neutralized by their own command.</w:t>
+      </w:r>
+    </w:p>
+    <w:p>
+      <w:pPr>
+        <w:rPr>
+          <w:rFonts w:ascii="Inter" w:hAnsi="Inter"/>
+        </w:rPr>
+      </w:pPr>
+    </w:p>
+    <w:p>
+      <w:pPr>
+        <w:rPr>
+          <w:rFonts w:ascii="Inter" w:hAnsi="Inter"/>
+        </w:rPr>
+      </w:pPr>
+    </w:p>
+    <w:p>
+      <w:pPr>
+        <w:rPr>
+          <w:rFonts w:ascii="Inter" w:hAnsi="Inter"/>
+        </w:rPr>
+      </w:pPr>
+    </w:p>
+    <w:p>
+      <w:pPr>
+        <w:rPr>
+          <w:rFonts w:ascii="Inter" w:hAnsi="Inter"/>
+        </w:rPr>
+      </w:pPr>
+    </w:p>
+    <w:p>
+      <w:pPr>
+        <w:rPr>
+          <w:rFonts w:ascii="Inter" w:hAnsi="Inter"/>
+        </w:rPr>
+      </w:pPr>
+    </w:p>
+    <w:p>
+      <w:pPr>
+        <w:rPr>
+          <w:rFonts w:ascii="Inter" w:hAnsi="Inter"/>
+        </w:rPr>
+      </w:pPr>
+    </w:p>
+    <w:p>
+      <w:pPr>
+        <w:rPr>
+          <w:rFonts w:ascii="Inter" w:hAnsi="Inter"/>
+        </w:rPr>
+      </w:pPr>
+    </w:p>
+    <w:p>
+      <w:pPr>
+        <w:rPr>
+          <w:rFonts w:ascii="Inter" w:hAnsi="Inter"/>
+        </w:rPr>
+      </w:pPr>
+    </w:p>
+    <w:p>
+      <w:pPr>
+        <w:rPr>
+          <w:rFonts w:ascii="Inter" w:hAnsi="Inter"/>
+        </w:rPr>
+      </w:pPr>
+    </w:p>
+    <w:p>
+      <w:pPr>
+        <w:rPr>
+          <w:rFonts w:ascii="Inter" w:hAnsi="Inter"/>
+        </w:rPr>
+      </w:pPr>
+    </w:p>
+    <w:p>
+      <w:pPr>
+        <w:rPr>
+          <w:rFonts w:ascii="Inter" w:hAnsi="Inter"/>
+        </w:rPr>
+      </w:pPr>
+    </w:p>
+    <w:p>
+      <w:pPr>
+        <w:rPr>
+          <w:rFonts w:ascii="Inter" w:hAnsi="Inter"/>
+        </w:rPr>
+      </w:pPr>
+    </w:p>
+    <w:p>
+      <w:pPr>
+        <w:rPr>
+          <w:rFonts w:ascii="Inter" w:hAnsi="Inter"/>
+        </w:rPr>
+      </w:pPr>
+    </w:p>
+    <w:p>
+      <w:pPr>
+        <w:rPr>
+          <w:rFonts w:ascii="Inter" w:hAnsi="Inter"/>
+        </w:rPr>
+      </w:pPr>
+    </w:p>
+    <w:p>
+      <w:pPr>
+        <w:rPr>
+          <w:rFonts w:ascii="Inter" w:hAnsi="Inter"/>
+        </w:rPr>
+      </w:pPr>
+    </w:p>
+    <w:p>
+      <w:pPr>
+        <w:rPr>
+          <w:rFonts w:ascii="Inter" w:hAnsi="Inter"/>
+        </w:rPr>
+      </w:pPr>
+    </w:p>
+    <w:p>
+      <w:pPr>
+        <w:rPr>
+          <w:rFonts w:ascii="Inter" w:hAnsi="Inter"/>
+        </w:rPr>
+      </w:pPr>
+    </w:p>
+    <w:p>
+      <w:pPr>
+        <w:rPr>
+          <w:rFonts w:ascii="Inter" w:hAnsi="Inter"/>
+        </w:rPr>
+      </w:pPr>
+    </w:p>
+    <w:p>
+      <w:pPr>
+        <w:rPr>
+          <w:rFonts w:ascii="Inter" w:hAnsi="Inter"/>
+        </w:rPr>
+      </w:pPr>
+    </w:p>
+    <w:p>
+      <w:pPr>
+        <w:rPr>
+          <w:rFonts w:ascii="Inter" w:hAnsi="Inter"/>
+        </w:rPr>
+      </w:pPr>
+    </w:p>
+    <w:p>
+      <w:pPr>
         <w:rPr>
           <w:rFonts w:ascii="Inter" w:hAnsi="Inter"/>
           <w:b/>
           <w:bCs/>
         </w:rPr>
-        <w:t>:</w:t>
+      </w:pPr>
+      <w:r>
+        <w:rPr>
+          <w:rFonts w:ascii="Inter" w:hAnsi="Inter"/>
+          <w:b/>
+          <w:bCs/>
+        </w:rPr>
+        <w:lastRenderedPageBreak/>
+        <w:t>Command Summary:</w:t>
       </w:r>
     </w:p>
     <w:p>
@@ -2687,19 +2799,37 @@
           <w:rFonts w:ascii="Inter" w:hAnsi="Inter"/>
         </w:rPr>
       </w:pPr>
-      <w:r>
-        <w:rPr>
-          <w:rFonts w:ascii="Inter" w:hAnsi="Inter"/>
-        </w:rPr>
-        <w:t xml:space="preserve">Linguee. (n.d.). </w:t>
-      </w:r>
+      <w:proofErr w:type="spellStart"/>
+      <w:r>
+        <w:rPr>
+          <w:rFonts w:ascii="Inter" w:hAnsi="Inter"/>
+        </w:rPr>
+        <w:t>Linguee</w:t>
+      </w:r>
+      <w:proofErr w:type="spellEnd"/>
+      <w:r>
+        <w:rPr>
+          <w:rFonts w:ascii="Inter" w:hAnsi="Inter"/>
+        </w:rPr>
+        <w:t xml:space="preserve">. (n.d.). </w:t>
+      </w:r>
+      <w:proofErr w:type="spellStart"/>
       <w:r>
         <w:rPr>
           <w:rFonts w:ascii="Inter" w:hAnsi="Inter"/>
           <w:i/>
           <w:iCs/>
         </w:rPr>
-        <w:t>Haraam translation</w:t>
+        <w:t>Haraam</w:t>
+      </w:r>
+      <w:proofErr w:type="spellEnd"/>
+      <w:r>
+        <w:rPr>
+          <w:rFonts w:ascii="Inter" w:hAnsi="Inter"/>
+          <w:i/>
+          <w:iCs/>
+        </w:rPr>
+        <w:t xml:space="preserve"> translation</w:t>
       </w:r>
       <w:r>
         <w:rPr>
@@ -2972,29 +3102,49 @@
           <w:i/>
           <w:iCs/>
         </w:rPr>
-        <w:t xml:space="preserve">What the heck is beaucoop bucks/bookoo </w:t>
-      </w:r>
-      <w:proofErr w:type="gramStart"/>
+        <w:t xml:space="preserve">What the heck is </w:t>
+      </w:r>
+      <w:proofErr w:type="spellStart"/>
       <w:r>
         <w:rPr>
           <w:rFonts w:ascii="Inter" w:hAnsi="Inter"/>
           <w:i/>
           <w:iCs/>
         </w:rPr>
-        <w:t>bucks?</w:t>
-      </w:r>
-      <w:r>
-        <w:rPr>
-          <w:rFonts w:ascii="Inter" w:hAnsi="Inter"/>
-        </w:rPr>
-        <w:t>.</w:t>
-      </w:r>
-      <w:proofErr w:type="gramEnd"/>
-      <w:r>
-        <w:rPr>
-          <w:rFonts w:ascii="Inter" w:hAnsi="Inter"/>
-        </w:rPr>
-        <w:t xml:space="preserve"> </w:t>
+        <w:t>beaucoop</w:t>
+      </w:r>
+      <w:proofErr w:type="spellEnd"/>
+      <w:r>
+        <w:rPr>
+          <w:rFonts w:ascii="Inter" w:hAnsi="Inter"/>
+          <w:i/>
+          <w:iCs/>
+        </w:rPr>
+        <w:t xml:space="preserve"> bucks/</w:t>
+      </w:r>
+      <w:proofErr w:type="spellStart"/>
+      <w:r>
+        <w:rPr>
+          <w:rFonts w:ascii="Inter" w:hAnsi="Inter"/>
+          <w:i/>
+          <w:iCs/>
+        </w:rPr>
+        <w:t>bookoo</w:t>
+      </w:r>
+      <w:proofErr w:type="spellEnd"/>
+      <w:r>
+        <w:rPr>
+          <w:rFonts w:ascii="Inter" w:hAnsi="Inter"/>
+          <w:i/>
+          <w:iCs/>
+        </w:rPr>
+        <w:t xml:space="preserve"> bucks?</w:t>
+      </w:r>
+      <w:r>
+        <w:rPr>
+          <w:rFonts w:ascii="Inter" w:hAnsi="Inter"/>
+        </w:rPr>
+        <w:t xml:space="preserve">. </w:t>
       </w:r>
       <w:hyperlink r:id="rId22" w:tgtFrame="_blank" w:history="1">
         <w:r>
@@ -3056,11 +3206,19 @@
           <w:rFonts w:ascii="Inter" w:hAnsi="Inter"/>
         </w:rPr>
       </w:pPr>
-      <w:r>
-        <w:rPr>
-          <w:rFonts w:ascii="Inter" w:hAnsi="Inter"/>
-        </w:rPr>
-        <w:t xml:space="preserve">Tureng. (n.d.). </w:t>
+      <w:proofErr w:type="spellStart"/>
+      <w:r>
+        <w:rPr>
+          <w:rFonts w:ascii="Inter" w:hAnsi="Inter"/>
+        </w:rPr>
+        <w:t>Tureng</w:t>
+      </w:r>
+      <w:proofErr w:type="spellEnd"/>
+      <w:r>
+        <w:rPr>
+          <w:rFonts w:ascii="Inter" w:hAnsi="Inter"/>
+        </w:rPr>
+        <w:t xml:space="preserve">. (n.d.). </w:t>
       </w:r>
       <w:r>
         <w:rPr>
@@ -3068,7 +3226,25 @@
           <w:i/>
           <w:iCs/>
         </w:rPr>
-        <w:t>Boku (a phonetic spelling of the french word beaucoup)</w:t>
+        <w:t xml:space="preserve">Boku (a phonetic spelling of the </w:t>
+      </w:r>
+      <w:proofErr w:type="spellStart"/>
+      <w:r>
+        <w:rPr>
+          <w:rFonts w:ascii="Inter" w:hAnsi="Inter"/>
+          <w:i/>
+          <w:iCs/>
+        </w:rPr>
+        <w:t>french</w:t>
+      </w:r>
+      <w:proofErr w:type="spellEnd"/>
+      <w:r>
+        <w:rPr>
+          <w:rFonts w:ascii="Inter" w:hAnsi="Inter"/>
+          <w:i/>
+          <w:iCs/>
+        </w:rPr>
+        <w:t xml:space="preserve"> word beaucoup)</w:t>
       </w:r>
       <w:r>
         <w:rPr>
@@ -3150,13 +3326,23 @@
         </w:rPr>
         <w:t xml:space="preserve">X. (n.d.). </w:t>
       </w:r>
+      <w:proofErr w:type="spellStart"/>
       <w:r>
         <w:rPr>
           <w:rFonts w:ascii="Inter" w:hAnsi="Inter"/>
           <w:i/>
           <w:iCs/>
         </w:rPr>
-        <w:t>Cchukudebelu Status 1040211921209839616</w:t>
+        <w:t>Cchukudebelu</w:t>
+      </w:r>
+      <w:proofErr w:type="spellEnd"/>
+      <w:r>
+        <w:rPr>
+          <w:rFonts w:ascii="Inter" w:hAnsi="Inter"/>
+          <w:i/>
+          <w:iCs/>
+        </w:rPr>
+        <w:t xml:space="preserve"> Status 1040211921209839616</w:t>
       </w:r>
       <w:r>
         <w:rPr>
@@ -3370,11 +3556,19 @@
           <w:rFonts w:ascii="Inter" w:hAnsi="Inter"/>
         </w:rPr>
       </w:pPr>
-      <w:r>
-        <w:rPr>
-          <w:rFonts w:ascii="Inter" w:hAnsi="Inter"/>
-        </w:rPr>
-        <w:t xml:space="preserve">HistoryExtra. (n.d.). </w:t>
+      <w:proofErr w:type="spellStart"/>
+      <w:r>
+        <w:rPr>
+          <w:rFonts w:ascii="Inter" w:hAnsi="Inter"/>
+        </w:rPr>
+        <w:t>HistoryExtra</w:t>
+      </w:r>
+      <w:proofErr w:type="spellEnd"/>
+      <w:r>
+        <w:rPr>
+          <w:rFonts w:ascii="Inter" w:hAnsi="Inter"/>
+        </w:rPr>
+        <w:t xml:space="preserve">. (n.d.). </w:t>
       </w:r>
       <w:r>
         <w:rPr>
@@ -3382,18 +3576,8 @@
           <w:i/>
           <w:iCs/>
         </w:rPr>
-        <w:t xml:space="preserve">Decimation Roman punishment </w:t>
-      </w:r>
-      <w:proofErr w:type="gramStart"/>
-      <w:r>
-        <w:rPr>
-          <w:rFonts w:ascii="Inter" w:hAnsi="Inter"/>
-          <w:i/>
-          <w:iCs/>
-        </w:rPr>
-        <w:t>real</w:t>
-      </w:r>
-      <w:proofErr w:type="gramEnd"/>
+        <w:t>Decimation Roman punishment real</w:t>
+      </w:r>
       <w:r>
         <w:rPr>
           <w:rFonts w:ascii="Inter" w:hAnsi="Inter"/>
@@ -3472,7 +3656,25 @@
           <w:i/>
           <w:iCs/>
         </w:rPr>
-        <w:t>Scrolls of Djehuty Glossary Terminology</w:t>
+        <w:t xml:space="preserve">Scrolls of </w:t>
+      </w:r>
+      <w:proofErr w:type="spellStart"/>
+      <w:r>
+        <w:rPr>
+          <w:rFonts w:ascii="Inter" w:hAnsi="Inter"/>
+          <w:i/>
+          <w:iCs/>
+        </w:rPr>
+        <w:t>Djehuty</w:t>
+      </w:r>
+      <w:proofErr w:type="spellEnd"/>
+      <w:r>
+        <w:rPr>
+          <w:rFonts w:ascii="Inter" w:hAnsi="Inter"/>
+          <w:i/>
+          <w:iCs/>
+        </w:rPr>
+        <w:t xml:space="preserve"> Glossary Terminology</w:t>
       </w:r>
       <w:r>
         <w:rPr>
@@ -3632,25 +3834,7 @@
           <w:i/>
           <w:iCs/>
         </w:rPr>
-        <w:t xml:space="preserve">Were the Romans </w:t>
-      </w:r>
-      <w:proofErr w:type="gramStart"/>
-      <w:r>
-        <w:rPr>
-          <w:rFonts w:ascii="Inter" w:hAnsi="Inter"/>
-          <w:i/>
-          <w:iCs/>
-        </w:rPr>
-        <w:t>really as</w:t>
-      </w:r>
-      <w:proofErr w:type="gramEnd"/>
-      <w:r>
-        <w:rPr>
-          <w:rFonts w:ascii="Inter" w:hAnsi="Inter"/>
-          <w:i/>
-          <w:iCs/>
-        </w:rPr>
-        <w:t xml:space="preserve"> bloodthirsty and cruel as they are depicted in our pop culture?</w:t>
+        <w:t>Were the Romans really as bloodthirsty and cruel as they are depicted in our pop culture?</w:t>
       </w:r>
       <w:r>
         <w:rPr>
@@ -3722,15 +3906,57 @@
         <w:rPr>
           <w:rFonts w:ascii="Inter" w:hAnsi="Inter"/>
         </w:rPr>
-        <w:t xml:space="preserve">Western Michigan University ScholarWorks. (n.d.). </w:t>
-      </w:r>
+        <w:t xml:space="preserve">Western Michigan University </w:t>
+      </w:r>
+      <w:proofErr w:type="spellStart"/>
+      <w:r>
+        <w:rPr>
+          <w:rFonts w:ascii="Inter" w:hAnsi="Inter"/>
+        </w:rPr>
+        <w:t>ScholarWorks</w:t>
+      </w:r>
+      <w:proofErr w:type="spellEnd"/>
+      <w:r>
+        <w:rPr>
+          <w:rFonts w:ascii="Inter" w:hAnsi="Inter"/>
+        </w:rPr>
+        <w:t xml:space="preserve">. (n.d.). </w:t>
+      </w:r>
+      <w:proofErr w:type="spellStart"/>
       <w:r>
         <w:rPr>
           <w:rFonts w:ascii="Inter" w:hAnsi="Inter"/>
           <w:i/>
           <w:iCs/>
         </w:rPr>
-        <w:t>Compdr Vol 43 Iss 1</w:t>
+        <w:t>Compdr</w:t>
+      </w:r>
+      <w:proofErr w:type="spellEnd"/>
+      <w:r>
+        <w:rPr>
+          <w:rFonts w:ascii="Inter" w:hAnsi="Inter"/>
+          <w:i/>
+          <w:iCs/>
+        </w:rPr>
+        <w:t xml:space="preserve"> Vol 43 </w:t>
+      </w:r>
+      <w:proofErr w:type="spellStart"/>
+      <w:r>
+        <w:rPr>
+          <w:rFonts w:ascii="Inter" w:hAnsi="Inter"/>
+          <w:i/>
+          <w:iCs/>
+        </w:rPr>
+        <w:t>Iss</w:t>
+      </w:r>
+      <w:proofErr w:type="spellEnd"/>
+      <w:r>
+        <w:rPr>
+          <w:rFonts w:ascii="Inter" w:hAnsi="Inter"/>
+          <w:i/>
+          <w:iCs/>
+        </w:rPr>
+        <w:t xml:space="preserve"> 1</w:t>
       </w:r>
       <w:r>
         <w:rPr>
@@ -3875,7 +4101,21 @@
         <w:rPr>
           <w:rFonts w:ascii="Inter" w:hAnsi="Inter"/>
         </w:rPr>
-        <w:t xml:space="preserve">Emet HaTorah. (n.d.). </w:t>
+        <w:t xml:space="preserve">Emet </w:t>
+      </w:r>
+      <w:proofErr w:type="spellStart"/>
+      <w:r>
+        <w:rPr>
+          <w:rFonts w:ascii="Inter" w:hAnsi="Inter"/>
+        </w:rPr>
+        <w:t>HaTorah</w:t>
+      </w:r>
+      <w:proofErr w:type="spellEnd"/>
+      <w:r>
+        <w:rPr>
+          <w:rFonts w:ascii="Inter" w:hAnsi="Inter"/>
+        </w:rPr>
+        <w:t xml:space="preserve">. (n.d.). </w:t>
       </w:r>
       <w:r>
         <w:rPr>
@@ -3911,11 +4151,19 @@
           <w:rFonts w:ascii="Inter" w:hAnsi="Inter"/>
         </w:rPr>
       </w:pPr>
-      <w:r>
-        <w:rPr>
-          <w:rFonts w:ascii="Inter" w:hAnsi="Inter"/>
-        </w:rPr>
-        <w:t xml:space="preserve">GotQuestions. (n.d.). </w:t>
+      <w:proofErr w:type="spellStart"/>
+      <w:r>
+        <w:rPr>
+          <w:rFonts w:ascii="Inter" w:hAnsi="Inter"/>
+        </w:rPr>
+        <w:t>GotQuestions</w:t>
+      </w:r>
+      <w:proofErr w:type="spellEnd"/>
+      <w:r>
+        <w:rPr>
+          <w:rFonts w:ascii="Inter" w:hAnsi="Inter"/>
+        </w:rPr>
+        <w:t xml:space="preserve">. (n.d.). </w:t>
       </w:r>
       <w:r>
         <w:rPr>
@@ -4091,25 +4339,7 @@
           <w:i/>
           <w:iCs/>
         </w:rPr>
-        <w:t xml:space="preserve">Matthew 5:38-41: You have heard it </w:t>
-      </w:r>
-      <w:proofErr w:type="gramStart"/>
-      <w:r>
-        <w:rPr>
-          <w:rFonts w:ascii="Inter" w:hAnsi="Inter"/>
-          <w:i/>
-          <w:iCs/>
-        </w:rPr>
-        <w:t>was said</w:t>
-      </w:r>
-      <w:proofErr w:type="gramEnd"/>
-      <w:r>
-        <w:rPr>
-          <w:rFonts w:ascii="Inter" w:hAnsi="Inter"/>
-          <w:i/>
-          <w:iCs/>
-        </w:rPr>
-        <w:t xml:space="preserve"> eye for eye</w:t>
+        <w:t>Matthew 5:38-41: You have heard it was said eye for eye</w:t>
       </w:r>
       <w:r>
         <w:rPr>
@@ -4370,11 +4600,19 @@
           <w:rFonts w:ascii="Inter" w:hAnsi="Inter"/>
         </w:rPr>
       </w:pPr>
-      <w:r>
-        <w:rPr>
-          <w:rFonts w:ascii="Inter" w:hAnsi="Inter"/>
-        </w:rPr>
-        <w:t xml:space="preserve">Sefaria. (n.d.). </w:t>
+      <w:proofErr w:type="spellStart"/>
+      <w:r>
+        <w:rPr>
+          <w:rFonts w:ascii="Inter" w:hAnsi="Inter"/>
+        </w:rPr>
+        <w:t>Sefaria</w:t>
+      </w:r>
+      <w:proofErr w:type="spellEnd"/>
+      <w:r>
+        <w:rPr>
+          <w:rFonts w:ascii="Inter" w:hAnsi="Inter"/>
+        </w:rPr>
+        <w:t xml:space="preserve">. (n.d.). </w:t>
       </w:r>
       <w:r>
         <w:rPr>
@@ -4416,13 +4654,23 @@
         </w:rPr>
         <w:t xml:space="preserve">University of Toronto Libraries. (n.d.). </w:t>
       </w:r>
+      <w:proofErr w:type="spellStart"/>
       <w:r>
         <w:rPr>
           <w:rFonts w:ascii="Inter" w:hAnsi="Inter"/>
           <w:i/>
           <w:iCs/>
         </w:rPr>
-        <w:t>WJudaism Article 166</w:t>
+        <w:t>WJudaism</w:t>
+      </w:r>
+      <w:proofErr w:type="spellEnd"/>
+      <w:r>
+        <w:rPr>
+          <w:rFonts w:ascii="Inter" w:hAnsi="Inter"/>
+          <w:i/>
+          <w:iCs/>
+        </w:rPr>
+        <w:t xml:space="preserve"> Article 166</w:t>
       </w:r>
       <w:r>
         <w:rPr>
@@ -4501,25 +4749,7 @@
           <w:b/>
           <w:bCs/>
         </w:rPr>
-        <w:t xml:space="preserve">Brutality in Combat during 30 </w:t>
-      </w:r>
-      <w:proofErr w:type="gramStart"/>
-      <w:r>
-        <w:rPr>
-          <w:rFonts w:ascii="Inter" w:hAnsi="Inter"/>
-          <w:b/>
-          <w:bCs/>
-        </w:rPr>
-        <w:t>AD</w:t>
-      </w:r>
-      <w:proofErr w:type="gramEnd"/>
-      <w:r>
-        <w:rPr>
-          <w:rFonts w:ascii="Inter" w:hAnsi="Inter"/>
-          <w:b/>
-          <w:bCs/>
-        </w:rPr>
-        <w:t xml:space="preserve"> (Israel Context)</w:t>
+        <w:t>Brutality in Combat during 30 AD (Israel Context)</w:t>
       </w:r>
     </w:p>
     <w:p>
@@ -4833,25 +5063,7 @@
           <w:bCs/>
         </w:rPr>
         <w:lastRenderedPageBreak/>
-        <w:t xml:space="preserve">Brutality in Combat during 30 </w:t>
-      </w:r>
-      <w:proofErr w:type="gramStart"/>
-      <w:r>
-        <w:rPr>
-          <w:rFonts w:ascii="Inter" w:hAnsi="Inter"/>
-          <w:b/>
-          <w:bCs/>
-        </w:rPr>
-        <w:t>AD</w:t>
-      </w:r>
-      <w:proofErr w:type="gramEnd"/>
-      <w:r>
-        <w:rPr>
-          <w:rFonts w:ascii="Inter" w:hAnsi="Inter"/>
-          <w:b/>
-          <w:bCs/>
-        </w:rPr>
-        <w:t xml:space="preserve"> (Egypt Context)</w:t>
+        <w:t>Brutality in Combat during 30 AD (Egypt Context)</w:t>
       </w:r>
     </w:p>
     <w:p>
@@ -4873,11 +5085,19 @@
           <w:rFonts w:ascii="Inter" w:hAnsi="Inter"/>
         </w:rPr>
       </w:pPr>
-      <w:r>
-        <w:rPr>
-          <w:rFonts w:ascii="Inter" w:hAnsi="Inter"/>
-        </w:rPr>
-        <w:t xml:space="preserve">Brewminate. (n.d.). </w:t>
+      <w:proofErr w:type="spellStart"/>
+      <w:r>
+        <w:rPr>
+          <w:rFonts w:ascii="Inter" w:hAnsi="Inter"/>
+        </w:rPr>
+        <w:t>Brewminate</w:t>
+      </w:r>
+      <w:proofErr w:type="spellEnd"/>
+      <w:r>
+        <w:rPr>
+          <w:rFonts w:ascii="Inter" w:hAnsi="Inter"/>
+        </w:rPr>
+        <w:t xml:space="preserve">. (n.d.). </w:t>
       </w:r>
       <w:r>
         <w:rPr>
@@ -5324,25 +5544,7 @@
           <w:b/>
           <w:bCs/>
         </w:rPr>
-        <w:t xml:space="preserve">Brutality in Combat during 30 </w:t>
-      </w:r>
-      <w:proofErr w:type="gramStart"/>
-      <w:r>
-        <w:rPr>
-          <w:rFonts w:ascii="Inter" w:hAnsi="Inter"/>
-          <w:b/>
-          <w:bCs/>
-        </w:rPr>
-        <w:t>AD</w:t>
-      </w:r>
-      <w:proofErr w:type="gramEnd"/>
-      <w:r>
-        <w:rPr>
-          <w:rFonts w:ascii="Inter" w:hAnsi="Inter"/>
-          <w:b/>
-          <w:bCs/>
-        </w:rPr>
-        <w:t xml:space="preserve"> (General Roman Context)</w:t>
+        <w:t>Brutality in Combat during 30 AD (General Roman Context)</w:t>
       </w:r>
     </w:p>
     <w:p>
@@ -5448,7 +5650,21 @@
         <w:rPr>
           <w:rFonts w:ascii="Inter" w:hAnsi="Inter"/>
         </w:rPr>
-        <w:t xml:space="preserve">Imperium Romanum. (n.d.). </w:t>
+        <w:t xml:space="preserve">Imperium </w:t>
+      </w:r>
+      <w:proofErr w:type="spellStart"/>
+      <w:r>
+        <w:rPr>
+          <w:rFonts w:ascii="Inter" w:hAnsi="Inter"/>
+        </w:rPr>
+        <w:t>Romanum</w:t>
+      </w:r>
+      <w:proofErr w:type="spellEnd"/>
+      <w:r>
+        <w:rPr>
+          <w:rFonts w:ascii="Inter" w:hAnsi="Inter"/>
+        </w:rPr>
+        <w:t xml:space="preserve">. (n.d.). </w:t>
       </w:r>
       <w:r>
         <w:rPr>
@@ -5608,7 +5824,21 @@
         <w:rPr>
           <w:rFonts w:ascii="Inter" w:hAnsi="Inter"/>
         </w:rPr>
-        <w:t xml:space="preserve">Res Militares. (n.d.). </w:t>
+        <w:t xml:space="preserve">Res </w:t>
+      </w:r>
+      <w:proofErr w:type="spellStart"/>
+      <w:r>
+        <w:rPr>
+          <w:rFonts w:ascii="Inter" w:hAnsi="Inter"/>
+        </w:rPr>
+        <w:t>Militares</w:t>
+      </w:r>
+      <w:proofErr w:type="spellEnd"/>
+      <w:r>
+        <w:rPr>
+          <w:rFonts w:ascii="Inter" w:hAnsi="Inter"/>
+        </w:rPr>
+        <w:t xml:space="preserve">. (n.d.). </w:t>
       </w:r>
       <w:r>
         <w:rPr>
@@ -5684,12 +5914,34 @@
           <w:rFonts w:ascii="Inter" w:hAnsi="Inter"/>
         </w:rPr>
       </w:pPr>
+      <w:proofErr w:type="spellStart"/>
       <w:r>
         <w:rPr>
           <w:rFonts w:ascii="Inter" w:hAnsi="Inter"/>
         </w:rPr>
         <w:lastRenderedPageBreak/>
-        <w:t xml:space="preserve">Tragovi Proslosti. (2023, May 9). </w:t>
+        <w:t>Tragovi</w:t>
+      </w:r>
+      <w:proofErr w:type="spellEnd"/>
+      <w:r>
+        <w:rPr>
+          <w:rFonts w:ascii="Inter" w:hAnsi="Inter"/>
+        </w:rPr>
+        <w:t xml:space="preserve"> </w:t>
+      </w:r>
+      <w:proofErr w:type="spellStart"/>
+      <w:r>
+        <w:rPr>
+          <w:rFonts w:ascii="Inter" w:hAnsi="Inter"/>
+        </w:rPr>
+        <w:t>Proslosti</w:t>
+      </w:r>
+      <w:proofErr w:type="spellEnd"/>
+      <w:r>
+        <w:rPr>
+          <w:rFonts w:ascii="Inter" w:hAnsi="Inter"/>
+        </w:rPr>
+        <w:t xml:space="preserve">. (2023, May 9). </w:t>
       </w:r>
       <w:r>
         <w:rPr>
@@ -5697,25 +5949,7 @@
           <w:i/>
           <w:iCs/>
         </w:rPr>
-        <w:t xml:space="preserve">Crucifixion in the Roman world: Ideology behind </w:t>
-      </w:r>
-      <w:proofErr w:type="gramStart"/>
-      <w:r>
-        <w:rPr>
-          <w:rFonts w:ascii="Inter" w:hAnsi="Inter"/>
-          <w:i/>
-          <w:iCs/>
-        </w:rPr>
-        <w:t>the brutal</w:t>
-      </w:r>
-      <w:proofErr w:type="gramEnd"/>
-      <w:r>
-        <w:rPr>
-          <w:rFonts w:ascii="Inter" w:hAnsi="Inter"/>
-          <w:i/>
-          <w:iCs/>
-        </w:rPr>
-        <w:t xml:space="preserve"> practice</w:t>
+        <w:t>Crucifixion in the Roman world: Ideology behind the brutal practice</w:t>
       </w:r>
       <w:r>
         <w:rPr>
@@ -5834,25 +6068,7 @@
           <w:b/>
           <w:bCs/>
         </w:rPr>
-        <w:t xml:space="preserve">Brutality During Combat in 30 </w:t>
-      </w:r>
-      <w:proofErr w:type="gramStart"/>
-      <w:r>
-        <w:rPr>
-          <w:rFonts w:ascii="Inter" w:hAnsi="Inter"/>
-          <w:b/>
-          <w:bCs/>
-        </w:rPr>
-        <w:t>AD</w:t>
-      </w:r>
-      <w:proofErr w:type="gramEnd"/>
-      <w:r>
-        <w:rPr>
-          <w:rFonts w:ascii="Inter" w:hAnsi="Inter"/>
-          <w:b/>
-          <w:bCs/>
-        </w:rPr>
-        <w:t xml:space="preserve"> (General Context)</w:t>
+        <w:t>Brutality During Combat in 30 AD (General Context)</w:t>
       </w:r>
     </w:p>
     <w:p>
@@ -5924,7 +6140,7 @@
         <w:rPr>
           <w:rFonts w:ascii="Inter" w:hAnsi="Inter"/>
         </w:rPr>
-        <w:t xml:space="preserve">Facebook. (n.d.). </w:t>
+        <w:t xml:space="preserve">History.com. (n.d.). </w:t>
       </w:r>
       <w:r>
         <w:rPr>
@@ -5932,7 +6148,7 @@
           <w:i/>
           <w:iCs/>
         </w:rPr>
-        <w:t>Group 196783340920609</w:t>
+        <w:t>Thirty Years' War</w:t>
       </w:r>
       <w:r>
         <w:rPr>
@@ -5941,98 +6157,6 @@
         <w:t xml:space="preserve">. </w:t>
       </w:r>
       <w:hyperlink r:id="rId85" w:tgtFrame="_blank" w:history="1">
-        <w:r>
-          <w:rPr>
-            <w:rStyle w:val="Hyperlink"/>
-            <w:rFonts w:ascii="Inter" w:hAnsi="Inter"/>
-          </w:rPr>
-          <w:t>https://www.facebook.com/groups/196783340920609/posts/2081483202450604/</w:t>
-        </w:r>
-      </w:hyperlink>
-      <w:r>
-        <w:rPr>
-          <w:rFonts w:ascii="Inter" w:hAnsi="Inter"/>
-        </w:rPr>
-        <w:t xml:space="preserve"> </w:t>
-      </w:r>
-    </w:p>
-    <w:p>
-      <w:pPr>
-        <w:numPr>
-          <w:ilvl w:val="0"/>
-          <w:numId w:val="150"/>
-        </w:numPr>
-        <w:rPr>
-          <w:rFonts w:ascii="Inter" w:hAnsi="Inter"/>
-        </w:rPr>
-      </w:pPr>
-      <w:r>
-        <w:rPr>
-          <w:rFonts w:ascii="Inter" w:hAnsi="Inter"/>
-        </w:rPr>
-        <w:t xml:space="preserve">Facebook. (n.d.). </w:t>
-      </w:r>
-      <w:r>
-        <w:rPr>
-          <w:rFonts w:ascii="Inter" w:hAnsi="Inter"/>
-          <w:i/>
-          <w:iCs/>
-        </w:rPr>
-        <w:t>Group 2077090212683898</w:t>
-      </w:r>
-      <w:r>
-        <w:rPr>
-          <w:rFonts w:ascii="Inter" w:hAnsi="Inter"/>
-        </w:rPr>
-        <w:t xml:space="preserve">. </w:t>
-      </w:r>
-      <w:hyperlink r:id="rId86" w:tgtFrame="_blank" w:history="1">
-        <w:r>
-          <w:rPr>
-            <w:rStyle w:val="Hyperlink"/>
-            <w:rFonts w:ascii="Inter" w:hAnsi="Inter"/>
-          </w:rPr>
-          <w:t>https://www.facebook.com/groups/2077090212683898/posts/2385942871798629/</w:t>
-        </w:r>
-      </w:hyperlink>
-      <w:r>
-        <w:rPr>
-          <w:rFonts w:ascii="Inter" w:hAnsi="Inter"/>
-        </w:rPr>
-        <w:t xml:space="preserve"> </w:t>
-      </w:r>
-    </w:p>
-    <w:p>
-      <w:pPr>
-        <w:numPr>
-          <w:ilvl w:val="0"/>
-          <w:numId w:val="150"/>
-        </w:numPr>
-        <w:rPr>
-          <w:rFonts w:ascii="Inter" w:hAnsi="Inter"/>
-        </w:rPr>
-      </w:pPr>
-      <w:r>
-        <w:rPr>
-          <w:rFonts w:ascii="Inter" w:hAnsi="Inter"/>
-        </w:rPr>
-        <w:t xml:space="preserve">History.com. (n.d.). </w:t>
-      </w:r>
-      <w:r>
-        <w:rPr>
-          <w:rFonts w:ascii="Inter" w:hAnsi="Inter"/>
-          <w:i/>
-          <w:iCs/>
-        </w:rPr>
-        <w:t>Thirty Years' War</w:t>
-      </w:r>
-      <w:r>
-        <w:rPr>
-          <w:rFonts w:ascii="Inter" w:hAnsi="Inter"/>
-        </w:rPr>
-        <w:t xml:space="preserve">. </w:t>
-      </w:r>
-      <w:hyperlink r:id="rId87" w:tgtFrame="_blank" w:history="1">
         <w:r>
           <w:rPr>
             <w:rStyle w:val="Hyperlink"/>
@@ -6062,7 +6186,21 @@
         <w:rPr>
           <w:rFonts w:ascii="Inter" w:hAnsi="Inter"/>
         </w:rPr>
-        <w:t xml:space="preserve">Imperium Romanum. (n.d.). </w:t>
+        <w:t xml:space="preserve">Imperium </w:t>
+      </w:r>
+      <w:proofErr w:type="spellStart"/>
+      <w:r>
+        <w:rPr>
+          <w:rFonts w:ascii="Inter" w:hAnsi="Inter"/>
+        </w:rPr>
+        <w:t>Romanum</w:t>
+      </w:r>
+      <w:proofErr w:type="spellEnd"/>
+      <w:r>
+        <w:rPr>
+          <w:rFonts w:ascii="Inter" w:hAnsi="Inter"/>
+        </w:rPr>
+        <w:t xml:space="preserve">. (n.d.). </w:t>
       </w:r>
       <w:r>
         <w:rPr>
@@ -6078,7 +6216,7 @@
         </w:rPr>
         <w:t xml:space="preserve">. </w:t>
       </w:r>
-      <w:hyperlink r:id="rId88" w:tgtFrame="_blank" w:history="1">
+      <w:hyperlink r:id="rId86" w:tgtFrame="_blank" w:history="1">
         <w:r>
           <w:rPr>
             <w:rStyle w:val="Hyperlink"/>
@@ -6124,7 +6262,7 @@
         </w:rPr>
         <w:t xml:space="preserve">. </w:t>
       </w:r>
-      <w:hyperlink r:id="rId89" w:tgtFrame="_blank" w:history="1">
+      <w:hyperlink r:id="rId87" w:tgtFrame="_blank" w:history="1">
         <w:r>
           <w:rPr>
             <w:rStyle w:val="Hyperlink"/>
@@ -6170,7 +6308,7 @@
         </w:rPr>
         <w:t xml:space="preserve">. </w:t>
       </w:r>
-      <w:hyperlink r:id="rId90" w:tgtFrame="_blank" w:history="1">
+      <w:hyperlink r:id="rId88" w:tgtFrame="_blank" w:history="1">
         <w:r>
           <w:rPr>
             <w:rStyle w:val="Hyperlink"/>
@@ -6216,7 +6354,7 @@
         </w:rPr>
         <w:t xml:space="preserve">. </w:t>
       </w:r>
-      <w:hyperlink r:id="rId91" w:tgtFrame="_blank" w:history="1">
+      <w:hyperlink r:id="rId89" w:tgtFrame="_blank" w:history="1">
         <w:r>
           <w:rPr>
             <w:rStyle w:val="Hyperlink"/>
@@ -6246,7 +6384,21 @@
         <w:rPr>
           <w:rFonts w:ascii="Inter" w:hAnsi="Inter"/>
         </w:rPr>
-        <w:t xml:space="preserve">Res Militares. (n.d.). </w:t>
+        <w:t xml:space="preserve">Res </w:t>
+      </w:r>
+      <w:proofErr w:type="spellStart"/>
+      <w:r>
+        <w:rPr>
+          <w:rFonts w:ascii="Inter" w:hAnsi="Inter"/>
+        </w:rPr>
+        <w:t>Militares</w:t>
+      </w:r>
+      <w:proofErr w:type="spellEnd"/>
+      <w:r>
+        <w:rPr>
+          <w:rFonts w:ascii="Inter" w:hAnsi="Inter"/>
+        </w:rPr>
+        <w:t xml:space="preserve">. (n.d.). </w:t>
       </w:r>
       <w:r>
         <w:rPr>
@@ -6262,7 +6414,7 @@
         </w:rPr>
         <w:t xml:space="preserve">. </w:t>
       </w:r>
-      <w:hyperlink r:id="rId92" w:tgtFrame="_blank" w:history="1">
+      <w:hyperlink r:id="rId90" w:tgtFrame="_blank" w:history="1">
         <w:r>
           <w:rPr>
             <w:rStyle w:val="Hyperlink"/>
@@ -6308,7 +6460,7 @@
         </w:rPr>
         <w:t xml:space="preserve">. </w:t>
       </w:r>
-      <w:hyperlink r:id="rId93" w:tgtFrame="_blank" w:history="1">
+      <w:hyperlink r:id="rId91" w:tgtFrame="_blank" w:history="1">
         <w:r>
           <w:rPr>
             <w:rStyle w:val="Hyperlink"/>
@@ -6334,11 +6486,33 @@
           <w:rFonts w:ascii="Inter" w:hAnsi="Inter"/>
         </w:rPr>
       </w:pPr>
-      <w:r>
-        <w:rPr>
-          <w:rFonts w:ascii="Inter" w:hAnsi="Inter"/>
-        </w:rPr>
-        <w:t xml:space="preserve">Tragovi Proslosti. (n.d.). </w:t>
+      <w:proofErr w:type="spellStart"/>
+      <w:r>
+        <w:rPr>
+          <w:rFonts w:ascii="Inter" w:hAnsi="Inter"/>
+        </w:rPr>
+        <w:t>Tragovi</w:t>
+      </w:r>
+      <w:proofErr w:type="spellEnd"/>
+      <w:r>
+        <w:rPr>
+          <w:rFonts w:ascii="Inter" w:hAnsi="Inter"/>
+        </w:rPr>
+        <w:t xml:space="preserve"> </w:t>
+      </w:r>
+      <w:proofErr w:type="spellStart"/>
+      <w:r>
+        <w:rPr>
+          <w:rFonts w:ascii="Inter" w:hAnsi="Inter"/>
+        </w:rPr>
+        <w:t>Proslosti</w:t>
+      </w:r>
+      <w:proofErr w:type="spellEnd"/>
+      <w:r>
+        <w:rPr>
+          <w:rFonts w:ascii="Inter" w:hAnsi="Inter"/>
+        </w:rPr>
+        <w:t xml:space="preserve">. (n.d.). </w:t>
       </w:r>
       <w:r>
         <w:rPr>
@@ -6354,7 +6528,7 @@
         </w:rPr>
         <w:t xml:space="preserve">. </w:t>
       </w:r>
-      <w:hyperlink r:id="rId94" w:tgtFrame="_blank" w:history="1">
+      <w:hyperlink r:id="rId92" w:tgtFrame="_blank" w:history="1">
         <w:r>
           <w:rPr>
             <w:rStyle w:val="Hyperlink"/>
@@ -6400,7 +6574,7 @@
         </w:rPr>
         <w:t xml:space="preserve">. </w:t>
       </w:r>
-      <w:hyperlink r:id="rId95" w:tgtFrame="_blank" w:history="1">
+      <w:hyperlink r:id="rId93" w:tgtFrame="_blank" w:history="1">
         <w:r>
           <w:rPr>
             <w:rStyle w:val="Hyperlink"/>
@@ -6446,7 +6620,7 @@
         </w:rPr>
         <w:t xml:space="preserve">. </w:t>
       </w:r>
-      <w:hyperlink r:id="rId96" w:tgtFrame="_blank" w:history="1">
+      <w:hyperlink r:id="rId94" w:tgtFrame="_blank" w:history="1">
         <w:r>
           <w:rPr>
             <w:rStyle w:val="Hyperlink"/>
@@ -6461,6 +6635,48 @@
         </w:rPr>
         <w:t xml:space="preserve"> </w:t>
       </w:r>
+    </w:p>
+    <w:p>
+      <w:pPr>
+        <w:rPr>
+          <w:rFonts w:ascii="Inter" w:hAnsi="Inter"/>
+        </w:rPr>
+      </w:pPr>
+    </w:p>
+    <w:p>
+      <w:pPr>
+        <w:rPr>
+          <w:rFonts w:ascii="Inter" w:hAnsi="Inter"/>
+        </w:rPr>
+      </w:pPr>
+    </w:p>
+    <w:p>
+      <w:pPr>
+        <w:rPr>
+          <w:rFonts w:ascii="Inter" w:hAnsi="Inter"/>
+        </w:rPr>
+      </w:pPr>
+    </w:p>
+    <w:p>
+      <w:pPr>
+        <w:rPr>
+          <w:rFonts w:ascii="Inter" w:hAnsi="Inter"/>
+        </w:rPr>
+      </w:pPr>
+    </w:p>
+    <w:p>
+      <w:pPr>
+        <w:rPr>
+          <w:rFonts w:ascii="Inter" w:hAnsi="Inter"/>
+        </w:rPr>
+      </w:pPr>
+    </w:p>
+    <w:p>
+      <w:pPr>
+        <w:rPr>
+          <w:rFonts w:ascii="Inter" w:hAnsi="Inter"/>
+        </w:rPr>
+      </w:pPr>
     </w:p>
     <w:p>
       <w:pPr>
@@ -6824,7 +7040,7 @@
                     </pic:cNvPicPr>
                   </pic:nvPicPr>
                   <pic:blipFill>
-                    <a:blip r:embed="rId97">
+                    <a:blip r:embed="rId95">
                       <a:extLst>
                         <a:ext uri="{28A0092B-C50C-407E-A947-70E740481C1C}">
                           <a14:useLocalDpi xmlns:a14="http://schemas.microsoft.com/office/drawing/2010/main" val="0"/>
@@ -6951,7 +7167,25 @@
           <w:b/>
           <w:bCs/>
         </w:rPr>
-        <w:t>Virus Treatment Centers [VirusTC]</w:t>
+        <w:t>Virus Treatment Centers [</w:t>
+      </w:r>
+      <w:proofErr w:type="spellStart"/>
+      <w:r>
+        <w:rPr>
+          <w:rFonts w:ascii="Inter" w:hAnsi="Inter"/>
+          <w:b/>
+          <w:bCs/>
+        </w:rPr>
+        <w:t>VirusTC</w:t>
+      </w:r>
+      <w:proofErr w:type="spellEnd"/>
+      <w:r>
+        <w:rPr>
+          <w:rFonts w:ascii="Inter" w:hAnsi="Inter"/>
+          <w:b/>
+          <w:bCs/>
+        </w:rPr>
+        <w:t>]</w:t>
       </w:r>
     </w:p>
     <w:p>
@@ -6975,7 +7209,7 @@
           <w:rFonts w:ascii="Inter" w:hAnsi="Inter"/>
         </w:rPr>
       </w:pPr>
-      <w:hyperlink r:id="rId98" w:history="1">
+      <w:hyperlink r:id="rId96" w:history="1">
         <w:r>
           <w:rPr>
             <w:rStyle w:val="Hyperlink"/>
@@ -6986,10 +7220,10 @@
       </w:hyperlink>
     </w:p>
     <w:sectPr>
-      <w:footerReference w:type="even" r:id="rId99"/>
-      <w:footerReference w:type="default" r:id="rId100"/>
-      <w:headerReference w:type="first" r:id="rId101"/>
-      <w:footerReference w:type="first" r:id="rId102"/>
+      <w:footerReference w:type="even" r:id="rId97"/>
+      <w:footerReference w:type="default" r:id="rId98"/>
+      <w:headerReference w:type="first" r:id="rId99"/>
+      <w:footerReference w:type="first" r:id="rId100"/>
       <w:pgSz w:w="12240" w:h="15840"/>
       <w:pgMar w:top="1440" w:right="1440" w:bottom="1440" w:left="1440" w:header="720" w:footer="720" w:gutter="0"/>
       <w:cols w:space="720"/>
